--- a/docs/YCMuse_Prototype_Update_Log.docx
+++ b/docs/YCMuse_Prototype_Update_Log.docx
@@ -74,7 +74,7 @@
           <w:sz w:val="18"/>
           <w:szCs w:val="18"/>
         </w:rPr>
-        <w:t>August 31, 2026</w:t>
+        <w:t>September 16, 2026</w:t>
       </w:r>
       <w:r>
         <w:rPr>
@@ -278,6 +278,244 @@
                 <w:szCs w:val="17"/>
               </w:rPr>
               <w:t>Fix</w:t>
+            </w:r>
+          </w:p>
+        </w:tc>
+      </w:tr>
+    </w:tbl>
+    <w:p>
+      <w:pPr>
+        <w:pBdr>
+          <w:bottom w:val="single" w:sz="8" w:space="4" w:color="A855F7"/>
+        </w:pBdr>
+        <w:spacing w:before="360" w:after="120"/>
+      </w:pPr>
+      <w:r>
+        <w:rPr>
+          <w:rFonts w:ascii="Arial" w:eastAsia="Arial" w:hAnsi="Arial" w:cs="Arial"/>
+          <w:color w:val="9CA3AF"/>
+          <w:sz w:val="22"/>
+          <w:szCs w:val="22"/>
+        </w:rPr>
+        <w:t>Updates — September 16, 2026</w:t>
+      </w:r>
+    </w:p>
+    <w:tbl>
+      <w:tblPr>
+        <w:tblW w:w="10080" w:type="dxa"/>
+        <w:tblBorders>
+          <w:top w:val="single" w:sz="4" w:space="0" w:color="auto"/>
+          <w:left w:val="single" w:sz="4" w:space="0" w:color="auto"/>
+          <w:bottom w:val="single" w:sz="4" w:space="0" w:color="auto"/>
+          <w:right w:val="single" w:sz="4" w:space="0" w:color="auto"/>
+          <w:insideH w:val="single" w:sz="4" w:space="0" w:color="auto"/>
+          <w:insideV w:val="single" w:sz="4" w:space="0" w:color="auto"/>
+        </w:tblBorders>
+        <w:tblCellMar>
+          <w:left w:w="10" w:type="dxa"/>
+          <w:right w:w="10" w:type="dxa"/>
+        </w:tblCellMar>
+        <w:tblLook w:val="04A0" w:firstRow="1" w:lastRow="0" w:firstColumn="1" w:lastColumn="0" w:noHBand="0" w:noVBand="1"/>
+      </w:tblPr>
+      <w:tblGrid>
+        <w:gridCol w:w="2500"/>
+        <w:gridCol w:w="960"/>
+        <w:gridCol w:w="6620"/>
+      </w:tblGrid>
+      <w:tr>
+        <w:trPr>
+          <w:tblHeader/>
+        </w:trPr>
+        <w:tc>
+          <w:tcPr>
+            <w:tcW w:w="2500" w:type="dxa"/>
+            <w:tcBorders>
+              <w:top w:val="none" w:sz="0" w:space="0" w:color="FFFFFF"/>
+              <w:left w:val="none" w:sz="0" w:space="0" w:color="FFFFFF"/>
+              <w:bottom w:val="none" w:sz="0" w:space="0" w:color="FFFFFF"/>
+              <w:right w:val="none" w:sz="0" w:space="0" w:color="FFFFFF"/>
+            </w:tcBorders>
+            <w:shd w:val="clear" w:color="auto" w:fill="1F1535"/>
+            <w:tcMar>
+              <w:top w:w="110" w:type="dxa"/>
+              <w:left w:w="140" w:type="dxa"/>
+              <w:bottom w:w="110" w:type="dxa"/>
+              <w:right w:w="140" w:type="dxa"/>
+            </w:tcMar>
+            <w:vAlign w:val="center"/>
+          </w:tcPr>
+          <w:p>
+            <w:r>
+              <w:rPr>
+                <w:rFonts w:ascii="Arial" w:eastAsia="Arial" w:hAnsi="Arial" w:cs="Arial"/>
+                <w:b/>
+                <w:bCs/>
+                <w:color w:val="FFFFFF"/>
+                <w:sz w:val="18"/>
+                <w:szCs w:val="18"/>
+              </w:rPr>
+              <w:t>Screen / Area</w:t>
+            </w:r>
+          </w:p>
+        </w:tc>
+        <w:tc>
+          <w:tcPr>
+            <w:tcW w:w="960" w:type="dxa"/>
+            <w:tcBorders>
+              <w:top w:val="none" w:sz="0" w:space="0" w:color="FFFFFF"/>
+              <w:left w:val="none" w:sz="0" w:space="0" w:color="FFFFFF"/>
+              <w:bottom w:val="none" w:sz="0" w:space="0" w:color="FFFFFF"/>
+              <w:right w:val="none" w:sz="0" w:space="0" w:color="FFFFFF"/>
+            </w:tcBorders>
+            <w:shd w:val="clear" w:color="auto" w:fill="1F1535"/>
+            <w:tcMar>
+              <w:top w:w="110" w:type="dxa"/>
+              <w:left w:w="140" w:type="dxa"/>
+              <w:bottom w:w="110" w:type="dxa"/>
+              <w:right w:w="140" w:type="dxa"/>
+            </w:tcMar>
+            <w:vAlign w:val="center"/>
+          </w:tcPr>
+          <w:p>
+            <w:r>
+              <w:rPr>
+                <w:rFonts w:ascii="Arial" w:eastAsia="Arial" w:hAnsi="Arial" w:cs="Arial"/>
+                <w:b/>
+                <w:bCs/>
+                <w:color w:val="FFFFFF"/>
+                <w:sz w:val="18"/>
+                <w:szCs w:val="18"/>
+              </w:rPr>
+              <w:t>Type</w:t>
+            </w:r>
+          </w:p>
+        </w:tc>
+        <w:tc>
+          <w:tcPr>
+            <w:tcW w:w="6620" w:type="dxa"/>
+            <w:tcBorders>
+              <w:top w:val="none" w:sz="0" w:space="0" w:color="FFFFFF"/>
+              <w:left w:val="none" w:sz="0" w:space="0" w:color="FFFFFF"/>
+              <w:bottom w:val="none" w:sz="0" w:space="0" w:color="FFFFFF"/>
+              <w:right w:val="none" w:sz="0" w:space="0" w:color="FFFFFF"/>
+            </w:tcBorders>
+            <w:shd w:val="clear" w:color="auto" w:fill="1F1535"/>
+            <w:tcMar>
+              <w:top w:w="110" w:type="dxa"/>
+              <w:left w:w="140" w:type="dxa"/>
+              <w:bottom w:w="110" w:type="dxa"/>
+              <w:right w:w="140" w:type="dxa"/>
+            </w:tcMar>
+            <w:vAlign w:val="center"/>
+          </w:tcPr>
+          <w:p>
+            <w:r>
+              <w:rPr>
+                <w:rFonts w:ascii="Arial" w:eastAsia="Arial" w:hAnsi="Arial" w:cs="Arial"/>
+                <w:b/>
+                <w:bCs/>
+                <w:color w:val="FFFFFF"/>
+                <w:sz w:val="18"/>
+                <w:szCs w:val="18"/>
+              </w:rPr>
+              <w:t>Description</w:t>
+            </w:r>
+          </w:p>
+        </w:tc>
+      </w:tr>
+      <w:tr>
+        <w:tc>
+          <w:tcPr>
+            <w:tcW w:w="2500" w:type="dxa"/>
+            <w:tcBorders>
+              <w:top w:val="single" w:sz="1" w:space="0" w:color="E5E7EB"/>
+              <w:left w:val="single" w:sz="1" w:space="0" w:color="E5E7EB"/>
+              <w:bottom w:val="single" w:sz="1" w:space="0" w:color="E5E7EB"/>
+              <w:right w:val="single" w:sz="1" w:space="0" w:color="E5E7EB"/>
+            </w:tcBorders>
+            <w:shd w:val="clear" w:color="auto" w:fill="FAFAFA"/>
+            <w:tcMar>
+              <w:top w:w="100" w:type="dxa"/>
+              <w:left w:w="140" w:type="dxa"/>
+              <w:bottom w:w="100" w:type="dxa"/>
+              <w:right w:w="140" w:type="dxa"/>
+            </w:tcMar>
+            <w:vAlign w:val="center"/>
+          </w:tcPr>
+          <w:p>
+            <w:r>
+              <w:rPr>
+                <w:rFonts w:ascii="Arial" w:eastAsia="Arial" w:hAnsi="Arial" w:cs="Arial"/>
+                <w:color w:val="1F2937"/>
+                <w:sz w:val="18"/>
+                <w:szCs w:val="18"/>
+              </w:rPr>
+              <w:t>AI Song Create Room — Mode Tabs</w:t>
+            </w:r>
+          </w:p>
+        </w:tc>
+        <w:tc>
+          <w:tcPr>
+            <w:tcW w:w="960" w:type="dxa"/>
+            <w:tcBorders>
+              <w:top w:val="single" w:sz="1" w:space="0" w:color="E5E7EB"/>
+              <w:left w:val="single" w:sz="1" w:space="0" w:color="E5E7EB"/>
+              <w:bottom w:val="single" w:sz="1" w:space="0" w:color="E5E7EB"/>
+              <w:right w:val="single" w:sz="1" w:space="0" w:color="E5E7EB"/>
+            </w:tcBorders>
+            <w:shd w:val="clear" w:color="auto" w:fill="FEF9C3"/>
+            <w:tcMar>
+              <w:top w:w="100" w:type="dxa"/>
+              <w:left w:w="80" w:type="dxa"/>
+              <w:bottom w:w="100" w:type="dxa"/>
+              <w:right w:w="80" w:type="dxa"/>
+            </w:tcMar>
+            <w:vAlign w:val="center"/>
+          </w:tcPr>
+          <w:p>
+            <w:pPr>
+              <w:jc w:val="center"/>
+            </w:pPr>
+            <w:r>
+              <w:rPr>
+                <w:rFonts w:ascii="Arial" w:eastAsia="Arial" w:hAnsi="Arial" w:cs="Arial"/>
+                <w:b/>
+                <w:bCs/>
+                <w:color w:val="854D0E"/>
+                <w:sz w:val="17"/>
+                <w:szCs w:val="17"/>
+              </w:rPr>
+              <w:t>UI</w:t>
+            </w:r>
+          </w:p>
+        </w:tc>
+        <w:tc>
+          <w:tcPr>
+            <w:tcW w:w="6620" w:type="dxa"/>
+            <w:tcBorders>
+              <w:top w:val="single" w:sz="1" w:space="0" w:color="E5E7EB"/>
+              <w:left w:val="single" w:sz="1" w:space="0" w:color="E5E7EB"/>
+              <w:bottom w:val="single" w:sz="1" w:space="0" w:color="E5E7EB"/>
+              <w:right w:val="single" w:sz="1" w:space="0" w:color="E5E7EB"/>
+            </w:tcBorders>
+            <w:shd w:val="clear" w:color="auto" w:fill="FAFAFA"/>
+            <w:tcMar>
+              <w:top w:w="100" w:type="dxa"/>
+              <w:left w:w="140" w:type="dxa"/>
+              <w:bottom w:w="100" w:type="dxa"/>
+              <w:right w:w="140" w:type="dxa"/>
+            </w:tcMar>
+            <w:vAlign w:val="center"/>
+          </w:tcPr>
+          <w:p>
+            <w:r>
+              <w:rPr>
+                <w:rFonts w:ascii="Arial" w:eastAsia="Arial" w:hAnsi="Arial" w:cs="Arial"/>
+                <w:color w:val="4B5563"/>
+                <w:sz w:val="18"/>
+                <w:szCs w:val="18"/>
+              </w:rPr>
+              <w:t>Swapped the Simple / Custom tabs so Custom sits first and is the default mode on entry.</w:t>
             </w:r>
           </w:p>
         </w:tc>

--- a/docs/YCMuse_Prototype_Update_Log.docx
+++ b/docs/YCMuse_Prototype_Update_Log.docx
@@ -54,7 +54,7 @@
           <w:sz w:val="18"/>
           <w:szCs w:val="18"/>
         </w:rPr>
-        <w:t>muse-prototype-v1.html</w:t>
+        <w:t>muse-prototype-v1-1.html</w:t>
       </w:r>
       <w:r>
         <w:rPr>
@@ -74,7 +74,7 @@
           <w:sz w:val="18"/>
           <w:szCs w:val="18"/>
         </w:rPr>
-        <w:t>September 16, 2026</w:t>
+        <w:t>October 19, 2026</w:t>
       </w:r>
       <w:r>
         <w:rPr>
@@ -278,6 +278,1214 @@
                 <w:szCs w:val="17"/>
               </w:rPr>
               <w:t>Fix</w:t>
+            </w:r>
+          </w:p>
+        </w:tc>
+      </w:tr>
+    </w:tbl>
+    <w:p>
+      <w:pPr>
+        <w:pBdr>
+          <w:bottom w:val="single" w:sz="8" w:space="4" w:color="A855F7"/>
+        </w:pBdr>
+        <w:spacing w:before="360" w:after="120"/>
+      </w:pPr>
+      <w:r>
+        <w:rPr>
+          <w:rFonts w:ascii="Arial" w:eastAsia="Arial" w:hAnsi="Arial" w:cs="Arial"/>
+          <w:color w:val="9CA3AF"/>
+          <w:sz w:val="22"/>
+          <w:szCs w:val="22"/>
+        </w:rPr>
+        <w:t>Updates — October 19, 2026  ·  v1.0 → v1.1</w:t>
+      </w:r>
+    </w:p>
+    <w:tbl>
+      <w:tblPr>
+        <w:tblW w:w="10080" w:type="dxa"/>
+        <w:tblBorders>
+          <w:top w:val="single" w:sz="4" w:space="0" w:color="auto"/>
+          <w:left w:val="single" w:sz="4" w:space="0" w:color="auto"/>
+          <w:bottom w:val="single" w:sz="4" w:space="0" w:color="auto"/>
+          <w:right w:val="single" w:sz="4" w:space="0" w:color="auto"/>
+          <w:insideH w:val="single" w:sz="4" w:space="0" w:color="auto"/>
+          <w:insideV w:val="single" w:sz="4" w:space="0" w:color="auto"/>
+        </w:tblBorders>
+        <w:tblCellMar>
+          <w:left w:w="10" w:type="dxa"/>
+          <w:right w:w="10" w:type="dxa"/>
+        </w:tblCellMar>
+        <w:tblLook w:val="04A0" w:firstRow="1" w:lastRow="0" w:firstColumn="1" w:lastColumn="0" w:noHBand="0" w:noVBand="1"/>
+      </w:tblPr>
+      <w:tblGrid>
+        <w:gridCol w:w="2500"/>
+        <w:gridCol w:w="960"/>
+        <w:gridCol w:w="6620"/>
+      </w:tblGrid>
+      <w:tr>
+        <w:trPr>
+          <w:tblHeader/>
+        </w:trPr>
+        <w:tc>
+          <w:tcPr>
+            <w:tcW w:w="2500" w:type="dxa"/>
+            <w:tcBorders>
+              <w:top w:val="none" w:sz="0" w:space="0" w:color="FFFFFF"/>
+              <w:left w:val="none" w:sz="0" w:space="0" w:color="FFFFFF"/>
+              <w:bottom w:val="none" w:sz="0" w:space="0" w:color="FFFFFF"/>
+              <w:right w:val="none" w:sz="0" w:space="0" w:color="FFFFFF"/>
+            </w:tcBorders>
+            <w:shd w:val="clear" w:color="auto" w:fill="1F1535"/>
+            <w:tcMar>
+              <w:top w:w="110" w:type="dxa"/>
+              <w:left w:w="140" w:type="dxa"/>
+              <w:bottom w:w="110" w:type="dxa"/>
+              <w:right w:w="140" w:type="dxa"/>
+            </w:tcMar>
+            <w:vAlign w:val="center"/>
+          </w:tcPr>
+          <w:p>
+            <w:r>
+              <w:rPr>
+                <w:rFonts w:ascii="Arial" w:eastAsia="Arial" w:hAnsi="Arial" w:cs="Arial"/>
+                <w:b/>
+                <w:bCs/>
+                <w:color w:val="FFFFFF"/>
+                <w:sz w:val="18"/>
+                <w:szCs w:val="18"/>
+              </w:rPr>
+              <w:t>Screen / Area</w:t>
+            </w:r>
+          </w:p>
+        </w:tc>
+        <w:tc>
+          <w:tcPr>
+            <w:tcW w:w="960" w:type="dxa"/>
+            <w:tcBorders>
+              <w:top w:val="none" w:sz="0" w:space="0" w:color="FFFFFF"/>
+              <w:left w:val="none" w:sz="0" w:space="0" w:color="FFFFFF"/>
+              <w:bottom w:val="none" w:sz="0" w:space="0" w:color="FFFFFF"/>
+              <w:right w:val="none" w:sz="0" w:space="0" w:color="FFFFFF"/>
+            </w:tcBorders>
+            <w:shd w:val="clear" w:color="auto" w:fill="1F1535"/>
+            <w:tcMar>
+              <w:top w:w="110" w:type="dxa"/>
+              <w:left w:w="140" w:type="dxa"/>
+              <w:bottom w:w="110" w:type="dxa"/>
+              <w:right w:w="140" w:type="dxa"/>
+            </w:tcMar>
+            <w:vAlign w:val="center"/>
+          </w:tcPr>
+          <w:p>
+            <w:r>
+              <w:rPr>
+                <w:rFonts w:ascii="Arial" w:eastAsia="Arial" w:hAnsi="Arial" w:cs="Arial"/>
+                <w:b/>
+                <w:bCs/>
+                <w:color w:val="FFFFFF"/>
+                <w:sz w:val="18"/>
+                <w:szCs w:val="18"/>
+              </w:rPr>
+              <w:t>Type</w:t>
+            </w:r>
+          </w:p>
+        </w:tc>
+        <w:tc>
+          <w:tcPr>
+            <w:tcW w:w="6620" w:type="dxa"/>
+            <w:tcBorders>
+              <w:top w:val="none" w:sz="0" w:space="0" w:color="FFFFFF"/>
+              <w:left w:val="none" w:sz="0" w:space="0" w:color="FFFFFF"/>
+              <w:bottom w:val="none" w:sz="0" w:space="0" w:color="FFFFFF"/>
+              <w:right w:val="none" w:sz="0" w:space="0" w:color="FFFFFF"/>
+            </w:tcBorders>
+            <w:shd w:val="clear" w:color="auto" w:fill="1F1535"/>
+            <w:tcMar>
+              <w:top w:w="110" w:type="dxa"/>
+              <w:left w:w="140" w:type="dxa"/>
+              <w:bottom w:w="110" w:type="dxa"/>
+              <w:right w:w="140" w:type="dxa"/>
+            </w:tcMar>
+            <w:vAlign w:val="center"/>
+          </w:tcPr>
+          <w:p>
+            <w:r>
+              <w:rPr>
+                <w:rFonts w:ascii="Arial" w:eastAsia="Arial" w:hAnsi="Arial" w:cs="Arial"/>
+                <w:b/>
+                <w:bCs/>
+                <w:color w:val="FFFFFF"/>
+                <w:sz w:val="18"/>
+                <w:szCs w:val="18"/>
+              </w:rPr>
+              <w:t>Description</w:t>
+            </w:r>
+          </w:p>
+        </w:tc>
+      </w:tr>
+      <w:tr>
+        <w:tc>
+          <w:tcPr>
+            <w:tcW w:w="2500" w:type="dxa"/>
+            <w:tcBorders>
+              <w:top w:val="single" w:sz="1" w:space="0" w:color="E5E7EB"/>
+              <w:left w:val="single" w:sz="1" w:space="0" w:color="E5E7EB"/>
+              <w:bottom w:val="single" w:sz="1" w:space="0" w:color="E5E7EB"/>
+              <w:right w:val="single" w:sz="1" w:space="0" w:color="E5E7EB"/>
+            </w:tcBorders>
+            <w:shd w:val="clear" w:color="auto" w:fill="FAFAFA"/>
+            <w:tcMar>
+              <w:top w:w="100" w:type="dxa"/>
+              <w:left w:w="140" w:type="dxa"/>
+              <w:bottom w:w="100" w:type="dxa"/>
+              <w:right w:w="140" w:type="dxa"/>
+            </w:tcMar>
+            <w:vAlign w:val="center"/>
+          </w:tcPr>
+          <w:p>
+            <w:r>
+              <w:rPr>
+                <w:rFonts w:ascii="Arial" w:eastAsia="Arial" w:hAnsi="Arial" w:cs="Arial"/>
+                <w:color w:val="1F2937"/>
+                <w:sz w:val="18"/>
+                <w:szCs w:val="18"/>
+              </w:rPr>
+              <w:t>MV Preview &amp; Song Player — Report</w:t>
+            </w:r>
+          </w:p>
+        </w:tc>
+        <w:tc>
+          <w:tcPr>
+            <w:tcW w:w="960" w:type="dxa"/>
+            <w:tcBorders>
+              <w:top w:val="single" w:sz="1" w:space="0" w:color="E5E7EB"/>
+              <w:left w:val="single" w:sz="1" w:space="0" w:color="E5E7EB"/>
+              <w:bottom w:val="single" w:sz="1" w:space="0" w:color="E5E7EB"/>
+              <w:right w:val="single" w:sz="1" w:space="0" w:color="E5E7EB"/>
+            </w:tcBorders>
+            <w:shd w:val="clear" w:color="auto" w:fill="EDE9FE"/>
+            <w:tcMar>
+              <w:top w:w="100" w:type="dxa"/>
+              <w:left w:w="80" w:type="dxa"/>
+              <w:bottom w:w="100" w:type="dxa"/>
+              <w:right w:w="80" w:type="dxa"/>
+            </w:tcMar>
+            <w:vAlign w:val="center"/>
+          </w:tcPr>
+          <w:p>
+            <w:pPr>
+              <w:jc w:val="center"/>
+            </w:pPr>
+            <w:r>
+              <w:rPr>
+                <w:rFonts w:ascii="Arial" w:eastAsia="Arial" w:hAnsi="Arial" w:cs="Arial"/>
+                <w:b/>
+                <w:bCs/>
+                <w:color w:val="5B21B6"/>
+                <w:sz w:val="17"/>
+                <w:szCs w:val="17"/>
+              </w:rPr>
+              <w:t>Feature</w:t>
+            </w:r>
+          </w:p>
+        </w:tc>
+        <w:tc>
+          <w:tcPr>
+            <w:tcW w:w="6620" w:type="dxa"/>
+            <w:tcBorders>
+              <w:top w:val="single" w:sz="1" w:space="0" w:color="E5E7EB"/>
+              <w:left w:val="single" w:sz="1" w:space="0" w:color="E5E7EB"/>
+              <w:bottom w:val="single" w:sz="1" w:space="0" w:color="E5E7EB"/>
+              <w:right w:val="single" w:sz="1" w:space="0" w:color="E5E7EB"/>
+            </w:tcBorders>
+            <w:shd w:val="clear" w:color="auto" w:fill="FAFAFA"/>
+            <w:tcMar>
+              <w:top w:w="100" w:type="dxa"/>
+              <w:left w:w="140" w:type="dxa"/>
+              <w:bottom w:w="100" w:type="dxa"/>
+              <w:right w:w="140" w:type="dxa"/>
+            </w:tcMar>
+            <w:vAlign w:val="center"/>
+          </w:tcPr>
+          <w:p>
+            <w:r>
+              <w:rPr>
+                <w:rFonts w:ascii="Arial" w:eastAsia="Arial" w:hAnsi="Arial" w:cs="Arial"/>
+                <w:color w:val="4B5563"/>
+                <w:sz w:val="18"/>
+                <w:szCs w:val="18"/>
+              </w:rPr>
+              <w:t>New in v1.1. Added a flag (Report) button to the MV preview action column and the Song Player icon row. It opens a Report sheet with 6 reasons (sexual / adult, harassment / hate speech, spam, violent, misinformation, copyright). Anti-abuse: the same content can only be reported once per session, and a session is capped at 5 reports.</w:t>
+            </w:r>
+          </w:p>
+        </w:tc>
+      </w:tr>
+      <w:tr>
+        <w:tc>
+          <w:tcPr>
+            <w:tcW w:w="2500" w:type="dxa"/>
+            <w:tcBorders>
+              <w:top w:val="single" w:sz="1" w:space="0" w:color="E5E7EB"/>
+              <w:left w:val="single" w:sz="1" w:space="0" w:color="E5E7EB"/>
+              <w:bottom w:val="single" w:sz="1" w:space="0" w:color="E5E7EB"/>
+              <w:right w:val="single" w:sz="1" w:space="0" w:color="E5E7EB"/>
+            </w:tcBorders>
+            <w:shd w:val="clear" w:color="auto" w:fill="FAFAFA"/>
+            <w:tcMar>
+              <w:top w:w="100" w:type="dxa"/>
+              <w:left w:w="140" w:type="dxa"/>
+              <w:bottom w:w="100" w:type="dxa"/>
+              <w:right w:w="140" w:type="dxa"/>
+            </w:tcMar>
+            <w:vAlign w:val="center"/>
+          </w:tcPr>
+          <w:p>
+            <w:r>
+              <w:rPr>
+                <w:rFonts w:ascii="Arial" w:eastAsia="Arial" w:hAnsi="Arial" w:cs="Arial"/>
+                <w:color w:val="1F2937"/>
+                <w:sz w:val="18"/>
+                <w:szCs w:val="18"/>
+              </w:rPr>
+              <w:t>Report Sheet — MV &amp; Song</w:t>
+            </w:r>
+          </w:p>
+        </w:tc>
+        <w:tc>
+          <w:tcPr>
+            <w:tcW w:w="960" w:type="dxa"/>
+            <w:tcBorders>
+              <w:top w:val="single" w:sz="1" w:space="0" w:color="E5E7EB"/>
+              <w:left w:val="single" w:sz="1" w:space="0" w:color="E5E7EB"/>
+              <w:bottom w:val="single" w:sz="1" w:space="0" w:color="E5E7EB"/>
+              <w:right w:val="single" w:sz="1" w:space="0" w:color="E5E7EB"/>
+            </w:tcBorders>
+            <w:shd w:val="clear" w:color="auto" w:fill="FEF9C3"/>
+            <w:tcMar>
+              <w:top w:w="100" w:type="dxa"/>
+              <w:left w:w="80" w:type="dxa"/>
+              <w:bottom w:w="100" w:type="dxa"/>
+              <w:right w:w="80" w:type="dxa"/>
+            </w:tcMar>
+            <w:vAlign w:val="center"/>
+          </w:tcPr>
+          <w:p>
+            <w:pPr>
+              <w:jc w:val="center"/>
+            </w:pPr>
+            <w:r>
+              <w:rPr>
+                <w:rFonts w:ascii="Arial" w:eastAsia="Arial" w:hAnsi="Arial" w:cs="Arial"/>
+                <w:b/>
+                <w:bCs/>
+                <w:color w:val="854D0E"/>
+                <w:sz w:val="17"/>
+                <w:szCs w:val="17"/>
+              </w:rPr>
+              <w:t>UI</w:t>
+            </w:r>
+          </w:p>
+        </w:tc>
+        <w:tc>
+          <w:tcPr>
+            <w:tcW w:w="6620" w:type="dxa"/>
+            <w:tcBorders>
+              <w:top w:val="single" w:sz="1" w:space="0" w:color="E5E7EB"/>
+              <w:left w:val="single" w:sz="1" w:space="0" w:color="E5E7EB"/>
+              <w:bottom w:val="single" w:sz="1" w:space="0" w:color="E5E7EB"/>
+              <w:right w:val="single" w:sz="1" w:space="0" w:color="E5E7EB"/>
+            </w:tcBorders>
+            <w:shd w:val="clear" w:color="auto" w:fill="FAFAFA"/>
+            <w:tcMar>
+              <w:top w:w="100" w:type="dxa"/>
+              <w:left w:w="140" w:type="dxa"/>
+              <w:bottom w:w="100" w:type="dxa"/>
+              <w:right w:w="140" w:type="dxa"/>
+            </w:tcMar>
+            <w:vAlign w:val="center"/>
+          </w:tcPr>
+          <w:p>
+            <w:r>
+              <w:rPr>
+                <w:rFonts w:ascii="Arial" w:eastAsia="Arial" w:hAnsi="Arial" w:cs="Arial"/>
+                <w:color w:val="4B5563"/>
+                <w:sz w:val="18"/>
+                <w:szCs w:val="18"/>
+              </w:rPr>
+              <w:t>Restyled to Figma 5220:80877. Close button on the left, centred title ("Report Music Video" / "Report Song"), text-only reason rows with a 20px radio (selected label turns purple), and Submit Report stays disabled until a reason is picked.</w:t>
+            </w:r>
+          </w:p>
+        </w:tc>
+      </w:tr>
+      <w:tr>
+        <w:tc>
+          <w:tcPr>
+            <w:tcW w:w="2500" w:type="dxa"/>
+            <w:tcBorders>
+              <w:top w:val="single" w:sz="1" w:space="0" w:color="E5E7EB"/>
+              <w:left w:val="single" w:sz="1" w:space="0" w:color="E5E7EB"/>
+              <w:bottom w:val="single" w:sz="1" w:space="0" w:color="E5E7EB"/>
+              <w:right w:val="single" w:sz="1" w:space="0" w:color="E5E7EB"/>
+            </w:tcBorders>
+            <w:shd w:val="clear" w:color="auto" w:fill="FAFAFA"/>
+            <w:tcMar>
+              <w:top w:w="100" w:type="dxa"/>
+              <w:left w:w="140" w:type="dxa"/>
+              <w:bottom w:w="100" w:type="dxa"/>
+              <w:right w:w="140" w:type="dxa"/>
+            </w:tcMar>
+            <w:vAlign w:val="center"/>
+          </w:tcPr>
+          <w:p>
+            <w:r>
+              <w:rPr>
+                <w:rFonts w:ascii="Arial" w:eastAsia="Arial" w:hAnsi="Arial" w:cs="Arial"/>
+                <w:color w:val="1F2937"/>
+                <w:sz w:val="18"/>
+                <w:szCs w:val="18"/>
+              </w:rPr>
+              <w:t>Report Sheet — Submitted &amp; Toast</w:t>
+            </w:r>
+          </w:p>
+        </w:tc>
+        <w:tc>
+          <w:tcPr>
+            <w:tcW w:w="960" w:type="dxa"/>
+            <w:tcBorders>
+              <w:top w:val="single" w:sz="1" w:space="0" w:color="E5E7EB"/>
+              <w:left w:val="single" w:sz="1" w:space="0" w:color="E5E7EB"/>
+              <w:bottom w:val="single" w:sz="1" w:space="0" w:color="E5E7EB"/>
+              <w:right w:val="single" w:sz="1" w:space="0" w:color="E5E7EB"/>
+            </w:tcBorders>
+            <w:shd w:val="clear" w:color="auto" w:fill="FEF9C3"/>
+            <w:tcMar>
+              <w:top w:w="100" w:type="dxa"/>
+              <w:left w:w="80" w:type="dxa"/>
+              <w:bottom w:w="100" w:type="dxa"/>
+              <w:right w:w="80" w:type="dxa"/>
+            </w:tcMar>
+            <w:vAlign w:val="center"/>
+          </w:tcPr>
+          <w:p>
+            <w:pPr>
+              <w:jc w:val="center"/>
+            </w:pPr>
+            <w:r>
+              <w:rPr>
+                <w:rFonts w:ascii="Arial" w:eastAsia="Arial" w:hAnsi="Arial" w:cs="Arial"/>
+                <w:b/>
+                <w:bCs/>
+                <w:color w:val="854D0E"/>
+                <w:sz w:val="17"/>
+                <w:szCs w:val="17"/>
+              </w:rPr>
+              <w:t>UI</w:t>
+            </w:r>
+          </w:p>
+        </w:tc>
+        <w:tc>
+          <w:tcPr>
+            <w:tcW w:w="6620" w:type="dxa"/>
+            <w:tcBorders>
+              <w:top w:val="single" w:sz="1" w:space="0" w:color="E5E7EB"/>
+              <w:left w:val="single" w:sz="1" w:space="0" w:color="E5E7EB"/>
+              <w:bottom w:val="single" w:sz="1" w:space="0" w:color="E5E7EB"/>
+              <w:right w:val="single" w:sz="1" w:space="0" w:color="E5E7EB"/>
+            </w:tcBorders>
+            <w:shd w:val="clear" w:color="auto" w:fill="FAFAFA"/>
+            <w:tcMar>
+              <w:top w:w="100" w:type="dxa"/>
+              <w:left w:w="140" w:type="dxa"/>
+              <w:bottom w:w="100" w:type="dxa"/>
+              <w:right w:w="140" w:type="dxa"/>
+            </w:tcMar>
+            <w:vAlign w:val="center"/>
+          </w:tcPr>
+          <w:p>
+            <w:r>
+              <w:rPr>
+                <w:rFonts w:ascii="Arial" w:eastAsia="Arial" w:hAnsi="Arial" w:cs="Arial"/>
+                <w:color w:val="4B5563"/>
+                <w:sz w:val="18"/>
+                <w:szCs w:val="18"/>
+              </w:rPr>
+              <w:t>Success state now shows a gradient check circle, "Thank you for keeping Muse safe" and a Done button (no title / subtitle). Re-reporting the same content shows the toast "You already reported this content." in the Figma toast style.</w:t>
+            </w:r>
+          </w:p>
+        </w:tc>
+      </w:tr>
+      <w:tr>
+        <w:tc>
+          <w:tcPr>
+            <w:tcW w:w="2500" w:type="dxa"/>
+            <w:tcBorders>
+              <w:top w:val="single" w:sz="1" w:space="0" w:color="E5E7EB"/>
+              <w:left w:val="single" w:sz="1" w:space="0" w:color="E5E7EB"/>
+              <w:bottom w:val="single" w:sz="1" w:space="0" w:color="E5E7EB"/>
+              <w:right w:val="single" w:sz="1" w:space="0" w:color="E5E7EB"/>
+            </w:tcBorders>
+            <w:shd w:val="clear" w:color="auto" w:fill="FAFAFA"/>
+            <w:tcMar>
+              <w:top w:w="100" w:type="dxa"/>
+              <w:left w:w="140" w:type="dxa"/>
+              <w:bottom w:w="100" w:type="dxa"/>
+              <w:right w:w="140" w:type="dxa"/>
+            </w:tcMar>
+            <w:vAlign w:val="center"/>
+          </w:tcPr>
+          <w:p>
+            <w:r>
+              <w:rPr>
+                <w:rFonts w:ascii="Arial" w:eastAsia="Arial" w:hAnsi="Arial" w:cs="Arial"/>
+                <w:color w:val="1F2937"/>
+                <w:sz w:val="18"/>
+                <w:szCs w:val="18"/>
+              </w:rPr>
+              <w:t>MV Preview &amp; Song Player — Report Button</w:t>
+            </w:r>
+          </w:p>
+        </w:tc>
+        <w:tc>
+          <w:tcPr>
+            <w:tcW w:w="960" w:type="dxa"/>
+            <w:tcBorders>
+              <w:top w:val="single" w:sz="1" w:space="0" w:color="E5E7EB"/>
+              <w:left w:val="single" w:sz="1" w:space="0" w:color="E5E7EB"/>
+              <w:bottom w:val="single" w:sz="1" w:space="0" w:color="E5E7EB"/>
+              <w:right w:val="single" w:sz="1" w:space="0" w:color="E5E7EB"/>
+            </w:tcBorders>
+            <w:shd w:val="clear" w:color="auto" w:fill="FEF9C3"/>
+            <w:tcMar>
+              <w:top w:w="100" w:type="dxa"/>
+              <w:left w:w="80" w:type="dxa"/>
+              <w:bottom w:w="100" w:type="dxa"/>
+              <w:right w:w="80" w:type="dxa"/>
+            </w:tcMar>
+            <w:vAlign w:val="center"/>
+          </w:tcPr>
+          <w:p>
+            <w:pPr>
+              <w:jc w:val="center"/>
+            </w:pPr>
+            <w:r>
+              <w:rPr>
+                <w:rFonts w:ascii="Arial" w:eastAsia="Arial" w:hAnsi="Arial" w:cs="Arial"/>
+                <w:b/>
+                <w:bCs/>
+                <w:color w:val="854D0E"/>
+                <w:sz w:val="17"/>
+                <w:szCs w:val="17"/>
+              </w:rPr>
+              <w:t>UI</w:t>
+            </w:r>
+          </w:p>
+        </w:tc>
+        <w:tc>
+          <w:tcPr>
+            <w:tcW w:w="6620" w:type="dxa"/>
+            <w:tcBorders>
+              <w:top w:val="single" w:sz="1" w:space="0" w:color="E5E7EB"/>
+              <w:left w:val="single" w:sz="1" w:space="0" w:color="E5E7EB"/>
+              <w:bottom w:val="single" w:sz="1" w:space="0" w:color="E5E7EB"/>
+              <w:right w:val="single" w:sz="1" w:space="0" w:color="E5E7EB"/>
+            </w:tcBorders>
+            <w:shd w:val="clear" w:color="auto" w:fill="FAFAFA"/>
+            <w:tcMar>
+              <w:top w:w="100" w:type="dxa"/>
+              <w:left w:w="140" w:type="dxa"/>
+              <w:bottom w:w="100" w:type="dxa"/>
+              <w:right w:w="140" w:type="dxa"/>
+            </w:tcMar>
+            <w:vAlign w:val="center"/>
+          </w:tcPr>
+          <w:p>
+            <w:r>
+              <w:rPr>
+                <w:rFonts w:ascii="Arial" w:eastAsia="Arial" w:hAnsi="Arial" w:cs="Arial"/>
+                <w:color w:val="4B5563"/>
+                <w:sz w:val="18"/>
+                <w:szCs w:val="18"/>
+              </w:rPr>
+              <w:t>Flag icon set to 40% opacity (button background unchanged).</w:t>
+            </w:r>
+          </w:p>
+        </w:tc>
+      </w:tr>
+      <w:tr>
+        <w:tc>
+          <w:tcPr>
+            <w:tcW w:w="2500" w:type="dxa"/>
+            <w:tcBorders>
+              <w:top w:val="single" w:sz="1" w:space="0" w:color="E5E7EB"/>
+              <w:left w:val="single" w:sz="1" w:space="0" w:color="E5E7EB"/>
+              <w:bottom w:val="single" w:sz="1" w:space="0" w:color="E5E7EB"/>
+              <w:right w:val="single" w:sz="1" w:space="0" w:color="E5E7EB"/>
+            </w:tcBorders>
+            <w:shd w:val="clear" w:color="auto" w:fill="FAFAFA"/>
+            <w:tcMar>
+              <w:top w:w="100" w:type="dxa"/>
+              <w:left w:w="140" w:type="dxa"/>
+              <w:bottom w:w="100" w:type="dxa"/>
+              <w:right w:w="140" w:type="dxa"/>
+            </w:tcMar>
+            <w:vAlign w:val="center"/>
+          </w:tcPr>
+          <w:p>
+            <w:r>
+              <w:rPr>
+                <w:rFonts w:ascii="Arial" w:eastAsia="Arial" w:hAnsi="Arial" w:cs="Arial"/>
+                <w:color w:val="1F2937"/>
+                <w:sz w:val="18"/>
+                <w:szCs w:val="18"/>
+              </w:rPr>
+              <w:t>Edit MV — Title &amp; Subtitle</w:t>
+            </w:r>
+          </w:p>
+        </w:tc>
+        <w:tc>
+          <w:tcPr>
+            <w:tcW w:w="960" w:type="dxa"/>
+            <w:tcBorders>
+              <w:top w:val="single" w:sz="1" w:space="0" w:color="E5E7EB"/>
+              <w:left w:val="single" w:sz="1" w:space="0" w:color="E5E7EB"/>
+              <w:bottom w:val="single" w:sz="1" w:space="0" w:color="E5E7EB"/>
+              <w:right w:val="single" w:sz="1" w:space="0" w:color="E5E7EB"/>
+            </w:tcBorders>
+            <w:shd w:val="clear" w:color="auto" w:fill="FEF9C3"/>
+            <w:tcMar>
+              <w:top w:w="100" w:type="dxa"/>
+              <w:left w:w="80" w:type="dxa"/>
+              <w:bottom w:w="100" w:type="dxa"/>
+              <w:right w:w="80" w:type="dxa"/>
+            </w:tcMar>
+            <w:vAlign w:val="center"/>
+          </w:tcPr>
+          <w:p>
+            <w:pPr>
+              <w:jc w:val="center"/>
+            </w:pPr>
+            <w:r>
+              <w:rPr>
+                <w:rFonts w:ascii="Arial" w:eastAsia="Arial" w:hAnsi="Arial" w:cs="Arial"/>
+                <w:b/>
+                <w:bCs/>
+                <w:color w:val="854D0E"/>
+                <w:sz w:val="17"/>
+                <w:szCs w:val="17"/>
+              </w:rPr>
+              <w:t>UI</w:t>
+            </w:r>
+          </w:p>
+        </w:tc>
+        <w:tc>
+          <w:tcPr>
+            <w:tcW w:w="6620" w:type="dxa"/>
+            <w:tcBorders>
+              <w:top w:val="single" w:sz="1" w:space="0" w:color="E5E7EB"/>
+              <w:left w:val="single" w:sz="1" w:space="0" w:color="E5E7EB"/>
+              <w:bottom w:val="single" w:sz="1" w:space="0" w:color="E5E7EB"/>
+              <w:right w:val="single" w:sz="1" w:space="0" w:color="E5E7EB"/>
+            </w:tcBorders>
+            <w:shd w:val="clear" w:color="auto" w:fill="FAFAFA"/>
+            <w:tcMar>
+              <w:top w:w="100" w:type="dxa"/>
+              <w:left w:w="140" w:type="dxa"/>
+              <w:bottom w:w="100" w:type="dxa"/>
+              <w:right w:w="140" w:type="dxa"/>
+            </w:tcMar>
+            <w:vAlign w:val="center"/>
+          </w:tcPr>
+          <w:p>
+            <w:r>
+              <w:rPr>
+                <w:rFonts w:ascii="Arial" w:eastAsia="Arial" w:hAnsi="Arial" w:cs="Arial"/>
+                <w:color w:val="4B5563"/>
+                <w:sz w:val="18"/>
+                <w:szCs w:val="18"/>
+              </w:rPr>
+              <w:t>Section label changed to Title Case ("Title &amp; Subtitle") with the Figma 49:53 row style: description "Adjust title and subtitle effects, MV title, author name." and a purple Edit pill.</w:t>
+            </w:r>
+          </w:p>
+        </w:tc>
+      </w:tr>
+      <w:tr>
+        <w:tc>
+          <w:tcPr>
+            <w:tcW w:w="2500" w:type="dxa"/>
+            <w:tcBorders>
+              <w:top w:val="single" w:sz="1" w:space="0" w:color="E5E7EB"/>
+              <w:left w:val="single" w:sz="1" w:space="0" w:color="E5E7EB"/>
+              <w:bottom w:val="single" w:sz="1" w:space="0" w:color="E5E7EB"/>
+              <w:right w:val="single" w:sz="1" w:space="0" w:color="E5E7EB"/>
+            </w:tcBorders>
+            <w:shd w:val="clear" w:color="auto" w:fill="FAFAFA"/>
+            <w:tcMar>
+              <w:top w:w="100" w:type="dxa"/>
+              <w:left w:w="140" w:type="dxa"/>
+              <w:bottom w:w="100" w:type="dxa"/>
+              <w:right w:w="140" w:type="dxa"/>
+            </w:tcMar>
+            <w:vAlign w:val="center"/>
+          </w:tcPr>
+          <w:p>
+            <w:r>
+              <w:rPr>
+                <w:rFonts w:ascii="Arial" w:eastAsia="Arial" w:hAnsi="Arial" w:cs="Arial"/>
+                <w:color w:val="1F2937"/>
+                <w:sz w:val="18"/>
+                <w:szCs w:val="18"/>
+              </w:rPr>
+              <w:t>Edit MV — Show Watermark</w:t>
+            </w:r>
+          </w:p>
+        </w:tc>
+        <w:tc>
+          <w:tcPr>
+            <w:tcW w:w="960" w:type="dxa"/>
+            <w:tcBorders>
+              <w:top w:val="single" w:sz="1" w:space="0" w:color="E5E7EB"/>
+              <w:left w:val="single" w:sz="1" w:space="0" w:color="E5E7EB"/>
+              <w:bottom w:val="single" w:sz="1" w:space="0" w:color="E5E7EB"/>
+              <w:right w:val="single" w:sz="1" w:space="0" w:color="E5E7EB"/>
+            </w:tcBorders>
+            <w:shd w:val="clear" w:color="auto" w:fill="EDE9FE"/>
+            <w:tcMar>
+              <w:top w:w="100" w:type="dxa"/>
+              <w:left w:w="80" w:type="dxa"/>
+              <w:bottom w:w="100" w:type="dxa"/>
+              <w:right w:w="80" w:type="dxa"/>
+            </w:tcMar>
+            <w:vAlign w:val="center"/>
+          </w:tcPr>
+          <w:p>
+            <w:pPr>
+              <w:jc w:val="center"/>
+            </w:pPr>
+            <w:r>
+              <w:rPr>
+                <w:rFonts w:ascii="Arial" w:eastAsia="Arial" w:hAnsi="Arial" w:cs="Arial"/>
+                <w:b/>
+                <w:bCs/>
+                <w:color w:val="5B21B6"/>
+                <w:sz w:val="17"/>
+                <w:szCs w:val="17"/>
+              </w:rPr>
+              <w:t>Feature</w:t>
+            </w:r>
+          </w:p>
+        </w:tc>
+        <w:tc>
+          <w:tcPr>
+            <w:tcW w:w="6620" w:type="dxa"/>
+            <w:tcBorders>
+              <w:top w:val="single" w:sz="1" w:space="0" w:color="E5E7EB"/>
+              <w:left w:val="single" w:sz="1" w:space="0" w:color="E5E7EB"/>
+              <w:bottom w:val="single" w:sz="1" w:space="0" w:color="E5E7EB"/>
+              <w:right w:val="single" w:sz="1" w:space="0" w:color="E5E7EB"/>
+            </w:tcBorders>
+            <w:shd w:val="clear" w:color="auto" w:fill="FAFAFA"/>
+            <w:tcMar>
+              <w:top w:w="100" w:type="dxa"/>
+              <w:left w:w="140" w:type="dxa"/>
+              <w:bottom w:w="100" w:type="dxa"/>
+              <w:right w:w="140" w:type="dxa"/>
+            </w:tcMar>
+            <w:vAlign w:val="center"/>
+          </w:tcPr>
+          <w:p>
+            <w:r>
+              <w:rPr>
+                <w:rFonts w:ascii="Arial" w:eastAsia="Arial" w:hAnsi="Arial" w:cs="Arial"/>
+                <w:color w:val="4B5563"/>
+                <w:sz w:val="18"/>
+                <w:szCs w:val="18"/>
+              </w:rPr>
+              <w:t>New Show Watermark toggle row (On / Off) under Title &amp; Subtitle. It shares the same setting with the Edit Title &amp; Subtitle page; changing it enables Merge MV.</w:t>
+            </w:r>
+          </w:p>
+        </w:tc>
+      </w:tr>
+      <w:tr>
+        <w:tc>
+          <w:tcPr>
+            <w:tcW w:w="2500" w:type="dxa"/>
+            <w:tcBorders>
+              <w:top w:val="single" w:sz="1" w:space="0" w:color="E5E7EB"/>
+              <w:left w:val="single" w:sz="1" w:space="0" w:color="E5E7EB"/>
+              <w:bottom w:val="single" w:sz="1" w:space="0" w:color="E5E7EB"/>
+              <w:right w:val="single" w:sz="1" w:space="0" w:color="E5E7EB"/>
+            </w:tcBorders>
+            <w:shd w:val="clear" w:color="auto" w:fill="FAFAFA"/>
+            <w:tcMar>
+              <w:top w:w="100" w:type="dxa"/>
+              <w:left w:w="140" w:type="dxa"/>
+              <w:bottom w:w="100" w:type="dxa"/>
+              <w:right w:w="140" w:type="dxa"/>
+            </w:tcMar>
+            <w:vAlign w:val="center"/>
+          </w:tcPr>
+          <w:p>
+            <w:r>
+              <w:rPr>
+                <w:rFonts w:ascii="Arial" w:eastAsia="Arial" w:hAnsi="Arial" w:cs="Arial"/>
+                <w:color w:val="1F2937"/>
+                <w:sz w:val="18"/>
+                <w:szCs w:val="18"/>
+              </w:rPr>
+              <w:t>Edit MV — Delete this Project</w:t>
+            </w:r>
+          </w:p>
+        </w:tc>
+        <w:tc>
+          <w:tcPr>
+            <w:tcW w:w="960" w:type="dxa"/>
+            <w:tcBorders>
+              <w:top w:val="single" w:sz="1" w:space="0" w:color="E5E7EB"/>
+              <w:left w:val="single" w:sz="1" w:space="0" w:color="E5E7EB"/>
+              <w:bottom w:val="single" w:sz="1" w:space="0" w:color="E5E7EB"/>
+              <w:right w:val="single" w:sz="1" w:space="0" w:color="E5E7EB"/>
+            </w:tcBorders>
+            <w:shd w:val="clear" w:color="auto" w:fill="FEF9C3"/>
+            <w:tcMar>
+              <w:top w:w="100" w:type="dxa"/>
+              <w:left w:w="80" w:type="dxa"/>
+              <w:bottom w:w="100" w:type="dxa"/>
+              <w:right w:w="80" w:type="dxa"/>
+            </w:tcMar>
+            <w:vAlign w:val="center"/>
+          </w:tcPr>
+          <w:p>
+            <w:pPr>
+              <w:jc w:val="center"/>
+            </w:pPr>
+            <w:r>
+              <w:rPr>
+                <w:rFonts w:ascii="Arial" w:eastAsia="Arial" w:hAnsi="Arial" w:cs="Arial"/>
+                <w:b/>
+                <w:bCs/>
+                <w:color w:val="854D0E"/>
+                <w:sz w:val="17"/>
+                <w:szCs w:val="17"/>
+              </w:rPr>
+              <w:t>UI</w:t>
+            </w:r>
+          </w:p>
+        </w:tc>
+        <w:tc>
+          <w:tcPr>
+            <w:tcW w:w="6620" w:type="dxa"/>
+            <w:tcBorders>
+              <w:top w:val="single" w:sz="1" w:space="0" w:color="E5E7EB"/>
+              <w:left w:val="single" w:sz="1" w:space="0" w:color="E5E7EB"/>
+              <w:bottom w:val="single" w:sz="1" w:space="0" w:color="E5E7EB"/>
+              <w:right w:val="single" w:sz="1" w:space="0" w:color="E5E7EB"/>
+            </w:tcBorders>
+            <w:shd w:val="clear" w:color="auto" w:fill="FAFAFA"/>
+            <w:tcMar>
+              <w:top w:w="100" w:type="dxa"/>
+              <w:left w:w="140" w:type="dxa"/>
+              <w:bottom w:w="100" w:type="dxa"/>
+              <w:right w:w="140" w:type="dxa"/>
+            </w:tcMar>
+            <w:vAlign w:val="center"/>
+          </w:tcPr>
+          <w:p>
+            <w:r>
+              <w:rPr>
+                <w:rFonts w:ascii="Arial" w:eastAsia="Arial" w:hAnsi="Arial" w:cs="Arial"/>
+                <w:color w:val="4B5563"/>
+                <w:sz w:val="18"/>
+                <w:szCs w:val="18"/>
+              </w:rPr>
+              <w:t>Button height 48 → 44px, border white 15%, label Medium 14 to match Figma.</w:t>
+            </w:r>
+          </w:p>
+        </w:tc>
+      </w:tr>
+      <w:tr>
+        <w:tc>
+          <w:tcPr>
+            <w:tcW w:w="2500" w:type="dxa"/>
+            <w:tcBorders>
+              <w:top w:val="single" w:sz="1" w:space="0" w:color="E5E7EB"/>
+              <w:left w:val="single" w:sz="1" w:space="0" w:color="E5E7EB"/>
+              <w:bottom w:val="single" w:sz="1" w:space="0" w:color="E5E7EB"/>
+              <w:right w:val="single" w:sz="1" w:space="0" w:color="E5E7EB"/>
+            </w:tcBorders>
+            <w:shd w:val="clear" w:color="auto" w:fill="FAFAFA"/>
+            <w:tcMar>
+              <w:top w:w="100" w:type="dxa"/>
+              <w:left w:w="140" w:type="dxa"/>
+              <w:bottom w:w="100" w:type="dxa"/>
+              <w:right w:w="140" w:type="dxa"/>
+            </w:tcMar>
+            <w:vAlign w:val="center"/>
+          </w:tcPr>
+          <w:p>
+            <w:r>
+              <w:rPr>
+                <w:rFonts w:ascii="Arial" w:eastAsia="Arial" w:hAnsi="Arial" w:cs="Arial"/>
+                <w:color w:val="1F2937"/>
+                <w:sz w:val="18"/>
+                <w:szCs w:val="18"/>
+              </w:rPr>
+              <w:t>Edit Title &amp; Subtitle</w:t>
+            </w:r>
+          </w:p>
+        </w:tc>
+        <w:tc>
+          <w:tcPr>
+            <w:tcW w:w="960" w:type="dxa"/>
+            <w:tcBorders>
+              <w:top w:val="single" w:sz="1" w:space="0" w:color="E5E7EB"/>
+              <w:left w:val="single" w:sz="1" w:space="0" w:color="E5E7EB"/>
+              <w:bottom w:val="single" w:sz="1" w:space="0" w:color="E5E7EB"/>
+              <w:right w:val="single" w:sz="1" w:space="0" w:color="E5E7EB"/>
+            </w:tcBorders>
+            <w:shd w:val="clear" w:color="auto" w:fill="FEF9C3"/>
+            <w:tcMar>
+              <w:top w:w="100" w:type="dxa"/>
+              <w:left w:w="80" w:type="dxa"/>
+              <w:bottom w:w="100" w:type="dxa"/>
+              <w:right w:w="80" w:type="dxa"/>
+            </w:tcMar>
+            <w:vAlign w:val="center"/>
+          </w:tcPr>
+          <w:p>
+            <w:pPr>
+              <w:jc w:val="center"/>
+            </w:pPr>
+            <w:r>
+              <w:rPr>
+                <w:rFonts w:ascii="Arial" w:eastAsia="Arial" w:hAnsi="Arial" w:cs="Arial"/>
+                <w:b/>
+                <w:bCs/>
+                <w:color w:val="854D0E"/>
+                <w:sz w:val="17"/>
+                <w:szCs w:val="17"/>
+              </w:rPr>
+              <w:t>UI</w:t>
+            </w:r>
+          </w:p>
+        </w:tc>
+        <w:tc>
+          <w:tcPr>
+            <w:tcW w:w="6620" w:type="dxa"/>
+            <w:tcBorders>
+              <w:top w:val="single" w:sz="1" w:space="0" w:color="E5E7EB"/>
+              <w:left w:val="single" w:sz="1" w:space="0" w:color="E5E7EB"/>
+              <w:bottom w:val="single" w:sz="1" w:space="0" w:color="E5E7EB"/>
+              <w:right w:val="single" w:sz="1" w:space="0" w:color="E5E7EB"/>
+            </w:tcBorders>
+            <w:shd w:val="clear" w:color="auto" w:fill="FAFAFA"/>
+            <w:tcMar>
+              <w:top w:w="100" w:type="dxa"/>
+              <w:left w:w="140" w:type="dxa"/>
+              <w:bottom w:w="100" w:type="dxa"/>
+              <w:right w:w="140" w:type="dxa"/>
+            </w:tcMar>
+            <w:vAlign w:val="center"/>
+          </w:tcPr>
+          <w:p>
+            <w:r>
+              <w:rPr>
+                <w:rFonts w:ascii="Arial" w:eastAsia="Arial" w:hAnsi="Arial" w:cs="Arial"/>
+                <w:color w:val="4B5563"/>
+                <w:sz w:val="18"/>
+                <w:szCs w:val="18"/>
+              </w:rPr>
+              <w:t>Rebuilt to Figma 5220:80878: 288×180 preview card (9:16 video with live title / subtitle / watermark and media controls), white-pill Title / Subtitle segment control, 6 title-effect and 10 subtitle-style thumbnails, MV TITLE and AUTHOR NAME toggles + inputs with clear buttons, Show Subtitle and Show Watermark rows, and a floating Save button. Removed the clip timeline and Cancel button.</w:t>
+            </w:r>
+          </w:p>
+        </w:tc>
+      </w:tr>
+      <w:tr>
+        <w:tc>
+          <w:tcPr>
+            <w:tcW w:w="2500" w:type="dxa"/>
+            <w:tcBorders>
+              <w:top w:val="single" w:sz="1" w:space="0" w:color="E5E7EB"/>
+              <w:left w:val="single" w:sz="1" w:space="0" w:color="E5E7EB"/>
+              <w:bottom w:val="single" w:sz="1" w:space="0" w:color="E5E7EB"/>
+              <w:right w:val="single" w:sz="1" w:space="0" w:color="E5E7EB"/>
+            </w:tcBorders>
+            <w:shd w:val="clear" w:color="auto" w:fill="FAFAFA"/>
+            <w:tcMar>
+              <w:top w:w="100" w:type="dxa"/>
+              <w:left w:w="140" w:type="dxa"/>
+              <w:bottom w:w="100" w:type="dxa"/>
+              <w:right w:w="140" w:type="dxa"/>
+            </w:tcMar>
+            <w:vAlign w:val="center"/>
+          </w:tcPr>
+          <w:p>
+            <w:r>
+              <w:rPr>
+                <w:rFonts w:ascii="Arial" w:eastAsia="Arial" w:hAnsi="Arial" w:cs="Arial"/>
+                <w:color w:val="1F2937"/>
+                <w:sz w:val="18"/>
+                <w:szCs w:val="18"/>
+              </w:rPr>
+              <w:t>Edit Title &amp; Subtitle — Save</w:t>
+            </w:r>
+          </w:p>
+        </w:tc>
+        <w:tc>
+          <w:tcPr>
+            <w:tcW w:w="960" w:type="dxa"/>
+            <w:tcBorders>
+              <w:top w:val="single" w:sz="1" w:space="0" w:color="E5E7EB"/>
+              <w:left w:val="single" w:sz="1" w:space="0" w:color="E5E7EB"/>
+              <w:bottom w:val="single" w:sz="1" w:space="0" w:color="E5E7EB"/>
+              <w:right w:val="single" w:sz="1" w:space="0" w:color="E5E7EB"/>
+            </w:tcBorders>
+            <w:shd w:val="clear" w:color="auto" w:fill="DBEAFE"/>
+            <w:tcMar>
+              <w:top w:w="100" w:type="dxa"/>
+              <w:left w:w="80" w:type="dxa"/>
+              <w:bottom w:w="100" w:type="dxa"/>
+              <w:right w:w="80" w:type="dxa"/>
+            </w:tcMar>
+            <w:vAlign w:val="center"/>
+          </w:tcPr>
+          <w:p>
+            <w:pPr>
+              <w:jc w:val="center"/>
+            </w:pPr>
+            <w:r>
+              <w:rPr>
+                <w:rFonts w:ascii="Arial" w:eastAsia="Arial" w:hAnsi="Arial" w:cs="Arial"/>
+                <w:b/>
+                <w:bCs/>
+                <w:color w:val="1D4ED8"/>
+                <w:sz w:val="17"/>
+                <w:szCs w:val="17"/>
+              </w:rPr>
+              <w:t>UX</w:t>
+            </w:r>
+          </w:p>
+        </w:tc>
+        <w:tc>
+          <w:tcPr>
+            <w:tcW w:w="6620" w:type="dxa"/>
+            <w:tcBorders>
+              <w:top w:val="single" w:sz="1" w:space="0" w:color="E5E7EB"/>
+              <w:left w:val="single" w:sz="1" w:space="0" w:color="E5E7EB"/>
+              <w:bottom w:val="single" w:sz="1" w:space="0" w:color="E5E7EB"/>
+              <w:right w:val="single" w:sz="1" w:space="0" w:color="E5E7EB"/>
+            </w:tcBorders>
+            <w:shd w:val="clear" w:color="auto" w:fill="FAFAFA"/>
+            <w:tcMar>
+              <w:top w:w="100" w:type="dxa"/>
+              <w:left w:w="140" w:type="dxa"/>
+              <w:bottom w:w="100" w:type="dxa"/>
+              <w:right w:w="140" w:type="dxa"/>
+            </w:tcMar>
+            <w:vAlign w:val="center"/>
+          </w:tcPr>
+          <w:p>
+            <w:r>
+              <w:rPr>
+                <w:rFonts w:ascii="Arial" w:eastAsia="Arial" w:hAnsi="Arial" w:cs="Arial"/>
+                <w:color w:val="4B5563"/>
+                <w:sz w:val="18"/>
+                <w:szCs w:val="18"/>
+              </w:rPr>
+              <w:t>Save is disabled until something changes and becomes disabled again if changes are reverted. Save applies the changes (and the watermark setting) back to Edit MV; going back discards them.</w:t>
+            </w:r>
+          </w:p>
+        </w:tc>
+      </w:tr>
+      <w:tr>
+        <w:tc>
+          <w:tcPr>
+            <w:tcW w:w="2500" w:type="dxa"/>
+            <w:tcBorders>
+              <w:top w:val="single" w:sz="1" w:space="0" w:color="E5E7EB"/>
+              <w:left w:val="single" w:sz="1" w:space="0" w:color="E5E7EB"/>
+              <w:bottom w:val="single" w:sz="1" w:space="0" w:color="E5E7EB"/>
+              <w:right w:val="single" w:sz="1" w:space="0" w:color="E5E7EB"/>
+            </w:tcBorders>
+            <w:shd w:val="clear" w:color="auto" w:fill="FAFAFA"/>
+            <w:tcMar>
+              <w:top w:w="100" w:type="dxa"/>
+              <w:left w:w="140" w:type="dxa"/>
+              <w:bottom w:w="100" w:type="dxa"/>
+              <w:right w:w="140" w:type="dxa"/>
+            </w:tcMar>
+            <w:vAlign w:val="center"/>
+          </w:tcPr>
+          <w:p>
+            <w:r>
+              <w:rPr>
+                <w:rFonts w:ascii="Arial" w:eastAsia="Arial" w:hAnsi="Arial" w:cs="Arial"/>
+                <w:color w:val="1F2937"/>
+                <w:sz w:val="18"/>
+                <w:szCs w:val="18"/>
+              </w:rPr>
+              <w:t>Edit Title &amp; Subtitle — Subtitle Off</w:t>
+            </w:r>
+          </w:p>
+        </w:tc>
+        <w:tc>
+          <w:tcPr>
+            <w:tcW w:w="960" w:type="dxa"/>
+            <w:tcBorders>
+              <w:top w:val="single" w:sz="1" w:space="0" w:color="E5E7EB"/>
+              <w:left w:val="single" w:sz="1" w:space="0" w:color="E5E7EB"/>
+              <w:bottom w:val="single" w:sz="1" w:space="0" w:color="E5E7EB"/>
+              <w:right w:val="single" w:sz="1" w:space="0" w:color="E5E7EB"/>
+            </w:tcBorders>
+            <w:shd w:val="clear" w:color="auto" w:fill="DBEAFE"/>
+            <w:tcMar>
+              <w:top w:w="100" w:type="dxa"/>
+              <w:left w:w="80" w:type="dxa"/>
+              <w:bottom w:w="100" w:type="dxa"/>
+              <w:right w:w="80" w:type="dxa"/>
+            </w:tcMar>
+            <w:vAlign w:val="center"/>
+          </w:tcPr>
+          <w:p>
+            <w:pPr>
+              <w:jc w:val="center"/>
+            </w:pPr>
+            <w:r>
+              <w:rPr>
+                <w:rFonts w:ascii="Arial" w:eastAsia="Arial" w:hAnsi="Arial" w:cs="Arial"/>
+                <w:b/>
+                <w:bCs/>
+                <w:color w:val="1D4ED8"/>
+                <w:sz w:val="17"/>
+                <w:szCs w:val="17"/>
+              </w:rPr>
+              <w:t>UX</w:t>
+            </w:r>
+          </w:p>
+        </w:tc>
+        <w:tc>
+          <w:tcPr>
+            <w:tcW w:w="6620" w:type="dxa"/>
+            <w:tcBorders>
+              <w:top w:val="single" w:sz="1" w:space="0" w:color="E5E7EB"/>
+              <w:left w:val="single" w:sz="1" w:space="0" w:color="E5E7EB"/>
+              <w:bottom w:val="single" w:sz="1" w:space="0" w:color="E5E7EB"/>
+              <w:right w:val="single" w:sz="1" w:space="0" w:color="E5E7EB"/>
+            </w:tcBorders>
+            <w:shd w:val="clear" w:color="auto" w:fill="FAFAFA"/>
+            <w:tcMar>
+              <w:top w:w="100" w:type="dxa"/>
+              <w:left w:w="140" w:type="dxa"/>
+              <w:bottom w:w="100" w:type="dxa"/>
+              <w:right w:w="140" w:type="dxa"/>
+            </w:tcMar>
+            <w:vAlign w:val="center"/>
+          </w:tcPr>
+          <w:p>
+            <w:r>
+              <w:rPr>
+                <w:rFonts w:ascii="Arial" w:eastAsia="Arial" w:hAnsi="Arial" w:cs="Arial"/>
+                <w:color w:val="4B5563"/>
+                <w:sz w:val="18"/>
+                <w:szCs w:val="18"/>
+              </w:rPr>
+              <w:t>When Show Subtitle is off, the Subtitle tab stays tappable but shows "Subtitles are off · Turn On" and dims the subtitle thumbnails; the preview hides the subtitle. Tapping a style or Turn On switches subtitles back on (Figma 5226:22219).</w:t>
+            </w:r>
+          </w:p>
+        </w:tc>
+      </w:tr>
+      <w:tr>
+        <w:tc>
+          <w:tcPr>
+            <w:tcW w:w="2500" w:type="dxa"/>
+            <w:tcBorders>
+              <w:top w:val="single" w:sz="1" w:space="0" w:color="E5E7EB"/>
+              <w:left w:val="single" w:sz="1" w:space="0" w:color="E5E7EB"/>
+              <w:bottom w:val="single" w:sz="1" w:space="0" w:color="E5E7EB"/>
+              <w:right w:val="single" w:sz="1" w:space="0" w:color="E5E7EB"/>
+            </w:tcBorders>
+            <w:shd w:val="clear" w:color="auto" w:fill="FAFAFA"/>
+            <w:tcMar>
+              <w:top w:w="100" w:type="dxa"/>
+              <w:left w:w="140" w:type="dxa"/>
+              <w:bottom w:w="100" w:type="dxa"/>
+              <w:right w:w="140" w:type="dxa"/>
+            </w:tcMar>
+            <w:vAlign w:val="center"/>
+          </w:tcPr>
+          <w:p>
+            <w:r>
+              <w:rPr>
+                <w:rFonts w:ascii="Arial" w:eastAsia="Arial" w:hAnsi="Arial" w:cs="Arial"/>
+                <w:color w:val="1F2937"/>
+                <w:sz w:val="18"/>
+                <w:szCs w:val="18"/>
+              </w:rPr>
+              <w:t>Edit Title &amp; Subtitle — MV Title Off</w:t>
+            </w:r>
+          </w:p>
+        </w:tc>
+        <w:tc>
+          <w:tcPr>
+            <w:tcW w:w="960" w:type="dxa"/>
+            <w:tcBorders>
+              <w:top w:val="single" w:sz="1" w:space="0" w:color="E5E7EB"/>
+              <w:left w:val="single" w:sz="1" w:space="0" w:color="E5E7EB"/>
+              <w:bottom w:val="single" w:sz="1" w:space="0" w:color="E5E7EB"/>
+              <w:right w:val="single" w:sz="1" w:space="0" w:color="E5E7EB"/>
+            </w:tcBorders>
+            <w:shd w:val="clear" w:color="auto" w:fill="DBEAFE"/>
+            <w:tcMar>
+              <w:top w:w="100" w:type="dxa"/>
+              <w:left w:w="80" w:type="dxa"/>
+              <w:bottom w:w="100" w:type="dxa"/>
+              <w:right w:w="80" w:type="dxa"/>
+            </w:tcMar>
+            <w:vAlign w:val="center"/>
+          </w:tcPr>
+          <w:p>
+            <w:pPr>
+              <w:jc w:val="center"/>
+            </w:pPr>
+            <w:r>
+              <w:rPr>
+                <w:rFonts w:ascii="Arial" w:eastAsia="Arial" w:hAnsi="Arial" w:cs="Arial"/>
+                <w:b/>
+                <w:bCs/>
+                <w:color w:val="1D4ED8"/>
+                <w:sz w:val="17"/>
+                <w:szCs w:val="17"/>
+              </w:rPr>
+              <w:t>UX</w:t>
+            </w:r>
+          </w:p>
+        </w:tc>
+        <w:tc>
+          <w:tcPr>
+            <w:tcW w:w="6620" w:type="dxa"/>
+            <w:tcBorders>
+              <w:top w:val="single" w:sz="1" w:space="0" w:color="E5E7EB"/>
+              <w:left w:val="single" w:sz="1" w:space="0" w:color="E5E7EB"/>
+              <w:bottom w:val="single" w:sz="1" w:space="0" w:color="E5E7EB"/>
+              <w:right w:val="single" w:sz="1" w:space="0" w:color="E5E7EB"/>
+            </w:tcBorders>
+            <w:shd w:val="clear" w:color="auto" w:fill="FAFAFA"/>
+            <w:tcMar>
+              <w:top w:w="100" w:type="dxa"/>
+              <w:left w:w="140" w:type="dxa"/>
+              <w:bottom w:w="100" w:type="dxa"/>
+              <w:right w:w="140" w:type="dxa"/>
+            </w:tcMar>
+            <w:vAlign w:val="center"/>
+          </w:tcPr>
+          <w:p>
+            <w:r>
+              <w:rPr>
+                <w:rFonts w:ascii="Arial" w:eastAsia="Arial" w:hAnsi="Arial" w:cs="Arial"/>
+                <w:color w:val="4B5563"/>
+                <w:sz w:val="18"/>
+                <w:szCs w:val="18"/>
+              </w:rPr>
+              <w:t>When the MV TITLE toggle is off, the title-effect thumbnails dim to 40% and the preview hides the title (no Turn On notice, unlike Subtitle). Tapping a title style selects it and turns MV Title back on.</w:t>
             </w:r>
           </w:p>
         </w:tc>

--- a/docs/YCMuse_Prototype_Update_Log.docx
+++ b/docs/YCMuse_Prototype_Update_Log.docx
@@ -74,7 +74,7 @@
           <w:sz w:val="18"/>
           <w:szCs w:val="18"/>
         </w:rPr>
-        <w:t>October 19, 2026</w:t>
+        <w:t>October 20, 2026</w:t>
       </w:r>
       <w:r>
         <w:rPr>
@@ -278,6 +278,244 @@
                 <w:szCs w:val="17"/>
               </w:rPr>
               <w:t>Fix</w:t>
+            </w:r>
+          </w:p>
+        </w:tc>
+      </w:tr>
+    </w:tbl>
+    <w:p>
+      <w:pPr>
+        <w:pBdr>
+          <w:bottom w:val="single" w:sz="8" w:space="4" w:color="A855F7"/>
+        </w:pBdr>
+        <w:spacing w:before="360" w:after="120"/>
+      </w:pPr>
+      <w:r>
+        <w:rPr>
+          <w:rFonts w:ascii="Arial" w:eastAsia="Arial" w:hAnsi="Arial" w:cs="Arial"/>
+          <w:color w:val="9CA3AF"/>
+          <w:sz w:val="22"/>
+          <w:szCs w:val="22"/>
+        </w:rPr>
+        <w:t>Updates — October 20, 2026</w:t>
+      </w:r>
+    </w:p>
+    <w:tbl>
+      <w:tblPr>
+        <w:tblW w:w="10080" w:type="dxa"/>
+        <w:tblBorders>
+          <w:top w:val="single" w:sz="4" w:space="0" w:color="auto"/>
+          <w:left w:val="single" w:sz="4" w:space="0" w:color="auto"/>
+          <w:bottom w:val="single" w:sz="4" w:space="0" w:color="auto"/>
+          <w:right w:val="single" w:sz="4" w:space="0" w:color="auto"/>
+          <w:insideH w:val="single" w:sz="4" w:space="0" w:color="auto"/>
+          <w:insideV w:val="single" w:sz="4" w:space="0" w:color="auto"/>
+        </w:tblBorders>
+        <w:tblCellMar>
+          <w:left w:w="10" w:type="dxa"/>
+          <w:right w:w="10" w:type="dxa"/>
+        </w:tblCellMar>
+        <w:tblLook w:val="04A0" w:firstRow="1" w:lastRow="0" w:firstColumn="1" w:lastColumn="0" w:noHBand="0" w:noVBand="1"/>
+      </w:tblPr>
+      <w:tblGrid>
+        <w:gridCol w:w="2500"/>
+        <w:gridCol w:w="960"/>
+        <w:gridCol w:w="6620"/>
+      </w:tblGrid>
+      <w:tr>
+        <w:trPr>
+          <w:tblHeader/>
+        </w:trPr>
+        <w:tc>
+          <w:tcPr>
+            <w:tcW w:w="2500" w:type="dxa"/>
+            <w:tcBorders>
+              <w:top w:val="none" w:sz="0" w:space="0" w:color="FFFFFF"/>
+              <w:left w:val="none" w:sz="0" w:space="0" w:color="FFFFFF"/>
+              <w:bottom w:val="none" w:sz="0" w:space="0" w:color="FFFFFF"/>
+              <w:right w:val="none" w:sz="0" w:space="0" w:color="FFFFFF"/>
+            </w:tcBorders>
+            <w:shd w:val="clear" w:color="auto" w:fill="1F1535"/>
+            <w:tcMar>
+              <w:top w:w="110" w:type="dxa"/>
+              <w:left w:w="140" w:type="dxa"/>
+              <w:bottom w:w="110" w:type="dxa"/>
+              <w:right w:w="140" w:type="dxa"/>
+            </w:tcMar>
+            <w:vAlign w:val="center"/>
+          </w:tcPr>
+          <w:p>
+            <w:r>
+              <w:rPr>
+                <w:rFonts w:ascii="Arial" w:eastAsia="Arial" w:hAnsi="Arial" w:cs="Arial"/>
+                <w:b/>
+                <w:bCs/>
+                <w:color w:val="FFFFFF"/>
+                <w:sz w:val="18"/>
+                <w:szCs w:val="18"/>
+              </w:rPr>
+              <w:t>Screen / Area</w:t>
+            </w:r>
+          </w:p>
+        </w:tc>
+        <w:tc>
+          <w:tcPr>
+            <w:tcW w:w="960" w:type="dxa"/>
+            <w:tcBorders>
+              <w:top w:val="none" w:sz="0" w:space="0" w:color="FFFFFF"/>
+              <w:left w:val="none" w:sz="0" w:space="0" w:color="FFFFFF"/>
+              <w:bottom w:val="none" w:sz="0" w:space="0" w:color="FFFFFF"/>
+              <w:right w:val="none" w:sz="0" w:space="0" w:color="FFFFFF"/>
+            </w:tcBorders>
+            <w:shd w:val="clear" w:color="auto" w:fill="1F1535"/>
+            <w:tcMar>
+              <w:top w:w="110" w:type="dxa"/>
+              <w:left w:w="140" w:type="dxa"/>
+              <w:bottom w:w="110" w:type="dxa"/>
+              <w:right w:w="140" w:type="dxa"/>
+            </w:tcMar>
+            <w:vAlign w:val="center"/>
+          </w:tcPr>
+          <w:p>
+            <w:r>
+              <w:rPr>
+                <w:rFonts w:ascii="Arial" w:eastAsia="Arial" w:hAnsi="Arial" w:cs="Arial"/>
+                <w:b/>
+                <w:bCs/>
+                <w:color w:val="FFFFFF"/>
+                <w:sz w:val="18"/>
+                <w:szCs w:val="18"/>
+              </w:rPr>
+              <w:t>Type</w:t>
+            </w:r>
+          </w:p>
+        </w:tc>
+        <w:tc>
+          <w:tcPr>
+            <w:tcW w:w="6620" w:type="dxa"/>
+            <w:tcBorders>
+              <w:top w:val="none" w:sz="0" w:space="0" w:color="FFFFFF"/>
+              <w:left w:val="none" w:sz="0" w:space="0" w:color="FFFFFF"/>
+              <w:bottom w:val="none" w:sz="0" w:space="0" w:color="FFFFFF"/>
+              <w:right w:val="none" w:sz="0" w:space="0" w:color="FFFFFF"/>
+            </w:tcBorders>
+            <w:shd w:val="clear" w:color="auto" w:fill="1F1535"/>
+            <w:tcMar>
+              <w:top w:w="110" w:type="dxa"/>
+              <w:left w:w="140" w:type="dxa"/>
+              <w:bottom w:w="110" w:type="dxa"/>
+              <w:right w:w="140" w:type="dxa"/>
+            </w:tcMar>
+            <w:vAlign w:val="center"/>
+          </w:tcPr>
+          <w:p>
+            <w:r>
+              <w:rPr>
+                <w:rFonts w:ascii="Arial" w:eastAsia="Arial" w:hAnsi="Arial" w:cs="Arial"/>
+                <w:b/>
+                <w:bCs/>
+                <w:color w:val="FFFFFF"/>
+                <w:sz w:val="18"/>
+                <w:szCs w:val="18"/>
+              </w:rPr>
+              <w:t>Description</w:t>
+            </w:r>
+          </w:p>
+        </w:tc>
+      </w:tr>
+      <w:tr>
+        <w:tc>
+          <w:tcPr>
+            <w:tcW w:w="2500" w:type="dxa"/>
+            <w:tcBorders>
+              <w:top w:val="single" w:sz="1" w:space="0" w:color="E5E7EB"/>
+              <w:left w:val="single" w:sz="1" w:space="0" w:color="E5E7EB"/>
+              <w:bottom w:val="single" w:sz="1" w:space="0" w:color="E5E7EB"/>
+              <w:right w:val="single" w:sz="1" w:space="0" w:color="E5E7EB"/>
+            </w:tcBorders>
+            <w:shd w:val="clear" w:color="auto" w:fill="FAFAFA"/>
+            <w:tcMar>
+              <w:top w:w="100" w:type="dxa"/>
+              <w:left w:w="140" w:type="dxa"/>
+              <w:bottom w:w="100" w:type="dxa"/>
+              <w:right w:w="140" w:type="dxa"/>
+            </w:tcMar>
+            <w:vAlign w:val="center"/>
+          </w:tcPr>
+          <w:p>
+            <w:r>
+              <w:rPr>
+                <w:rFonts w:ascii="Arial" w:eastAsia="Arial" w:hAnsi="Arial" w:cs="Arial"/>
+                <w:color w:val="1F2937"/>
+                <w:sz w:val="18"/>
+                <w:szCs w:val="18"/>
+              </w:rPr>
+              <w:t>Edit Title &amp; Subtitle — Segment Control</w:t>
+            </w:r>
+          </w:p>
+        </w:tc>
+        <w:tc>
+          <w:tcPr>
+            <w:tcW w:w="960" w:type="dxa"/>
+            <w:tcBorders>
+              <w:top w:val="single" w:sz="1" w:space="0" w:color="E5E7EB"/>
+              <w:left w:val="single" w:sz="1" w:space="0" w:color="E5E7EB"/>
+              <w:bottom w:val="single" w:sz="1" w:space="0" w:color="E5E7EB"/>
+              <w:right w:val="single" w:sz="1" w:space="0" w:color="E5E7EB"/>
+            </w:tcBorders>
+            <w:shd w:val="clear" w:color="auto" w:fill="FEF9C3"/>
+            <w:tcMar>
+              <w:top w:w="100" w:type="dxa"/>
+              <w:left w:w="80" w:type="dxa"/>
+              <w:bottom w:w="100" w:type="dxa"/>
+              <w:right w:w="80" w:type="dxa"/>
+            </w:tcMar>
+            <w:vAlign w:val="center"/>
+          </w:tcPr>
+          <w:p>
+            <w:pPr>
+              <w:jc w:val="center"/>
+            </w:pPr>
+            <w:r>
+              <w:rPr>
+                <w:rFonts w:ascii="Arial" w:eastAsia="Arial" w:hAnsi="Arial" w:cs="Arial"/>
+                <w:b/>
+                <w:bCs/>
+                <w:color w:val="854D0E"/>
+                <w:sz w:val="17"/>
+                <w:szCs w:val="17"/>
+              </w:rPr>
+              <w:t>UI</w:t>
+            </w:r>
+          </w:p>
+        </w:tc>
+        <w:tc>
+          <w:tcPr>
+            <w:tcW w:w="6620" w:type="dxa"/>
+            <w:tcBorders>
+              <w:top w:val="single" w:sz="1" w:space="0" w:color="E5E7EB"/>
+              <w:left w:val="single" w:sz="1" w:space="0" w:color="E5E7EB"/>
+              <w:bottom w:val="single" w:sz="1" w:space="0" w:color="E5E7EB"/>
+              <w:right w:val="single" w:sz="1" w:space="0" w:color="E5E7EB"/>
+            </w:tcBorders>
+            <w:shd w:val="clear" w:color="auto" w:fill="FAFAFA"/>
+            <w:tcMar>
+              <w:top w:w="100" w:type="dxa"/>
+              <w:left w:w="140" w:type="dxa"/>
+              <w:bottom w:w="100" w:type="dxa"/>
+              <w:right w:w="140" w:type="dxa"/>
+            </w:tcMar>
+            <w:vAlign w:val="center"/>
+          </w:tcPr>
+          <w:p>
+            <w:r>
+              <w:rPr>
+                <w:rFonts w:ascii="Arial" w:eastAsia="Arial" w:hAnsi="Arial" w:cs="Arial"/>
+                <w:color w:val="4B5563"/>
+                <w:sz w:val="18"/>
+                <w:szCs w:val="18"/>
+              </w:rPr>
+              <w:t>Title / Subtitle segment control text enlarged to Label/S (Inter Semi Bold 12, line height 15) per the updated Bar/Segment Control component (Figma 5215:79859); control height 27 → 31px.</w:t>
             </w:r>
           </w:p>
         </w:tc>

--- a/docs/YCMuse_Prototype_Update_Log.docx
+++ b/docs/YCMuse_Prototype_Update_Log.docx
@@ -516,6 +516,297 @@
                 <w:szCs w:val="18"/>
               </w:rPr>
               <w:t>Title / Subtitle segment control text enlarged to Label/S (Inter Semi Bold 12, line height 15) per the updated Bar/Segment Control component (Figma 5215:79859); control height 27 → 31px.</w:t>
+            </w:r>
+          </w:p>
+        </w:tc>
+      </w:tr>
+      <w:tr>
+        <w:tc>
+          <w:tcPr>
+            <w:tcW w:w="2500" w:type="dxa"/>
+            <w:tcBorders>
+              <w:top w:val="single" w:sz="1" w:space="0" w:color="E5E7EB"/>
+              <w:left w:val="single" w:sz="1" w:space="0" w:color="E5E7EB"/>
+              <w:bottom w:val="single" w:sz="1" w:space="0" w:color="E5E7EB"/>
+              <w:right w:val="single" w:sz="1" w:space="0" w:color="E5E7EB"/>
+            </w:tcBorders>
+            <w:shd w:val="clear" w:color="auto" w:fill="FAFAFA"/>
+            <w:tcMar>
+              <w:top w:w="100" w:type="dxa"/>
+              <w:left w:w="140" w:type="dxa"/>
+              <w:bottom w:w="100" w:type="dxa"/>
+              <w:right w:w="140" w:type="dxa"/>
+            </w:tcMar>
+            <w:vAlign w:val="center"/>
+          </w:tcPr>
+          <w:p>
+            <w:r>
+              <w:rPr>
+                <w:rFonts w:ascii="Arial" w:eastAsia="Arial" w:hAnsi="Arial" w:cs="Arial"/>
+                <w:color w:val="1F2937"/>
+                <w:sz w:val="18"/>
+                <w:szCs w:val="18"/>
+              </w:rPr>
+              <w:t>History — Removed Notice</w:t>
+            </w:r>
+          </w:p>
+        </w:tc>
+        <w:tc>
+          <w:tcPr>
+            <w:tcW w:w="960" w:type="dxa"/>
+            <w:tcBorders>
+              <w:top w:val="single" w:sz="1" w:space="0" w:color="E5E7EB"/>
+              <w:left w:val="single" w:sz="1" w:space="0" w:color="E5E7EB"/>
+              <w:bottom w:val="single" w:sz="1" w:space="0" w:color="E5E7EB"/>
+              <w:right w:val="single" w:sz="1" w:space="0" w:color="E5E7EB"/>
+            </w:tcBorders>
+            <w:shd w:val="clear" w:color="auto" w:fill="FEF9C3"/>
+            <w:tcMar>
+              <w:top w:w="100" w:type="dxa"/>
+              <w:left w:w="80" w:type="dxa"/>
+              <w:bottom w:w="100" w:type="dxa"/>
+              <w:right w:w="80" w:type="dxa"/>
+            </w:tcMar>
+            <w:vAlign w:val="center"/>
+          </w:tcPr>
+          <w:p>
+            <w:pPr>
+              <w:jc w:val="center"/>
+            </w:pPr>
+            <w:r>
+              <w:rPr>
+                <w:rFonts w:ascii="Arial" w:eastAsia="Arial" w:hAnsi="Arial" w:cs="Arial"/>
+                <w:b/>
+                <w:bCs/>
+                <w:color w:val="854D0E"/>
+                <w:sz w:val="17"/>
+                <w:szCs w:val="17"/>
+              </w:rPr>
+              <w:t>UI</w:t>
+            </w:r>
+          </w:p>
+        </w:tc>
+        <w:tc>
+          <w:tcPr>
+            <w:tcW w:w="6620" w:type="dxa"/>
+            <w:tcBorders>
+              <w:top w:val="single" w:sz="1" w:space="0" w:color="E5E7EB"/>
+              <w:left w:val="single" w:sz="1" w:space="0" w:color="E5E7EB"/>
+              <w:bottom w:val="single" w:sz="1" w:space="0" w:color="E5E7EB"/>
+              <w:right w:val="single" w:sz="1" w:space="0" w:color="E5E7EB"/>
+            </w:tcBorders>
+            <w:shd w:val="clear" w:color="auto" w:fill="FAFAFA"/>
+            <w:tcMar>
+              <w:top w:w="100" w:type="dxa"/>
+              <w:left w:w="140" w:type="dxa"/>
+              <w:bottom w:w="100" w:type="dxa"/>
+              <w:right w:w="140" w:type="dxa"/>
+            </w:tcMar>
+            <w:vAlign w:val="center"/>
+          </w:tcPr>
+          <w:p>
+            <w:r>
+              <w:rPr>
+                <w:rFonts w:ascii="Arial" w:eastAsia="Arial" w:hAnsi="Arial" w:cs="Arial"/>
+                <w:color w:val="4B5563"/>
+                <w:sz w:val="18"/>
+                <w:szCs w:val="18"/>
+              </w:rPr>
+              <w:t>"Removed from community" card in the History options sheet restyled to Figma 5245:22282 (grey card, 30px alert icon circle, no chevron). Edit MV button in the sheet now 280×40 with 20px side padding, aligned with the notice and option rows.</w:t>
+            </w:r>
+          </w:p>
+        </w:tc>
+      </w:tr>
+      <w:tr>
+        <w:tc>
+          <w:tcPr>
+            <w:tcW w:w="2500" w:type="dxa"/>
+            <w:tcBorders>
+              <w:top w:val="single" w:sz="1" w:space="0" w:color="E5E7EB"/>
+              <w:left w:val="single" w:sz="1" w:space="0" w:color="E5E7EB"/>
+              <w:bottom w:val="single" w:sz="1" w:space="0" w:color="E5E7EB"/>
+              <w:right w:val="single" w:sz="1" w:space="0" w:color="E5E7EB"/>
+            </w:tcBorders>
+            <w:shd w:val="clear" w:color="auto" w:fill="FAFAFA"/>
+            <w:tcMar>
+              <w:top w:w="100" w:type="dxa"/>
+              <w:left w:w="140" w:type="dxa"/>
+              <w:bottom w:w="100" w:type="dxa"/>
+              <w:right w:w="140" w:type="dxa"/>
+            </w:tcMar>
+            <w:vAlign w:val="center"/>
+          </w:tcPr>
+          <w:p>
+            <w:r>
+              <w:rPr>
+                <w:rFonts w:ascii="Arial" w:eastAsia="Arial" w:hAnsi="Arial" w:cs="Arial"/>
+                <w:color w:val="1F2937"/>
+                <w:sz w:val="18"/>
+                <w:szCs w:val="18"/>
+              </w:rPr>
+              <w:t>Content Notice — Removed / Permanently Removed</w:t>
+            </w:r>
+          </w:p>
+        </w:tc>
+        <w:tc>
+          <w:tcPr>
+            <w:tcW w:w="960" w:type="dxa"/>
+            <w:tcBorders>
+              <w:top w:val="single" w:sz="1" w:space="0" w:color="E5E7EB"/>
+              <w:left w:val="single" w:sz="1" w:space="0" w:color="E5E7EB"/>
+              <w:bottom w:val="single" w:sz="1" w:space="0" w:color="E5E7EB"/>
+              <w:right w:val="single" w:sz="1" w:space="0" w:color="E5E7EB"/>
+            </w:tcBorders>
+            <w:shd w:val="clear" w:color="auto" w:fill="FEF9C3"/>
+            <w:tcMar>
+              <w:top w:w="100" w:type="dxa"/>
+              <w:left w:w="80" w:type="dxa"/>
+              <w:bottom w:w="100" w:type="dxa"/>
+              <w:right w:w="80" w:type="dxa"/>
+            </w:tcMar>
+            <w:vAlign w:val="center"/>
+          </w:tcPr>
+          <w:p>
+            <w:pPr>
+              <w:jc w:val="center"/>
+            </w:pPr>
+            <w:r>
+              <w:rPr>
+                <w:rFonts w:ascii="Arial" w:eastAsia="Arial" w:hAnsi="Arial" w:cs="Arial"/>
+                <w:b/>
+                <w:bCs/>
+                <w:color w:val="854D0E"/>
+                <w:sz w:val="17"/>
+                <w:szCs w:val="17"/>
+              </w:rPr>
+              <w:t>UI</w:t>
+            </w:r>
+          </w:p>
+        </w:tc>
+        <w:tc>
+          <w:tcPr>
+            <w:tcW w:w="6620" w:type="dxa"/>
+            <w:tcBorders>
+              <w:top w:val="single" w:sz="1" w:space="0" w:color="E5E7EB"/>
+              <w:left w:val="single" w:sz="1" w:space="0" w:color="E5E7EB"/>
+              <w:bottom w:val="single" w:sz="1" w:space="0" w:color="E5E7EB"/>
+              <w:right w:val="single" w:sz="1" w:space="0" w:color="E5E7EB"/>
+            </w:tcBorders>
+            <w:shd w:val="clear" w:color="auto" w:fill="FAFAFA"/>
+            <w:tcMar>
+              <w:top w:w="100" w:type="dxa"/>
+              <w:left w:w="140" w:type="dxa"/>
+              <w:bottom w:w="100" w:type="dxa"/>
+              <w:right w:w="140" w:type="dxa"/>
+            </w:tcMar>
+            <w:vAlign w:val="center"/>
+          </w:tcPr>
+          <w:p>
+            <w:r>
+              <w:rPr>
+                <w:rFonts w:ascii="Arial" w:eastAsia="Arial" w:hAnsi="Arial" w:cs="Arial"/>
+                <w:color w:val="4B5563"/>
+                <w:sz w:val="18"/>
+                <w:szCs w:val="18"/>
+              </w:rPr>
+              <w:t>Both takedown screens rebuilt to Figma section 5264:32167: grey alert icon circle, content card with Failed-style badge, boxed removal reason with shield icon, white-dot bullets, list-style links and a floating "Got It" button (fixable screen previously said Dismiss).</w:t>
+            </w:r>
+          </w:p>
+        </w:tc>
+      </w:tr>
+      <w:tr>
+        <w:tc>
+          <w:tcPr>
+            <w:tcW w:w="2500" w:type="dxa"/>
+            <w:tcBorders>
+              <w:top w:val="single" w:sz="1" w:space="0" w:color="E5E7EB"/>
+              <w:left w:val="single" w:sz="1" w:space="0" w:color="E5E7EB"/>
+              <w:bottom w:val="single" w:sz="1" w:space="0" w:color="E5E7EB"/>
+              <w:right w:val="single" w:sz="1" w:space="0" w:color="E5E7EB"/>
+            </w:tcBorders>
+            <w:shd w:val="clear" w:color="auto" w:fill="FAFAFA"/>
+            <w:tcMar>
+              <w:top w:w="100" w:type="dxa"/>
+              <w:left w:w="140" w:type="dxa"/>
+              <w:bottom w:w="100" w:type="dxa"/>
+              <w:right w:w="140" w:type="dxa"/>
+            </w:tcMar>
+            <w:vAlign w:val="center"/>
+          </w:tcPr>
+          <w:p>
+            <w:r>
+              <w:rPr>
+                <w:rFonts w:ascii="Arial" w:eastAsia="Arial" w:hAnsi="Arial" w:cs="Arial"/>
+                <w:color w:val="1F2937"/>
+                <w:sz w:val="18"/>
+                <w:szCs w:val="18"/>
+              </w:rPr>
+              <w:t>Shared UI Components (v1-1 + v2)</w:t>
+            </w:r>
+          </w:p>
+        </w:tc>
+        <w:tc>
+          <w:tcPr>
+            <w:tcW w:w="960" w:type="dxa"/>
+            <w:tcBorders>
+              <w:top w:val="single" w:sz="1" w:space="0" w:color="E5E7EB"/>
+              <w:left w:val="single" w:sz="1" w:space="0" w:color="E5E7EB"/>
+              <w:bottom w:val="single" w:sz="1" w:space="0" w:color="E5E7EB"/>
+              <w:right w:val="single" w:sz="1" w:space="0" w:color="E5E7EB"/>
+            </w:tcBorders>
+            <w:shd w:val="clear" w:color="auto" w:fill="FEF9C3"/>
+            <w:tcMar>
+              <w:top w:w="100" w:type="dxa"/>
+              <w:left w:w="80" w:type="dxa"/>
+              <w:bottom w:w="100" w:type="dxa"/>
+              <w:right w:w="80" w:type="dxa"/>
+            </w:tcMar>
+            <w:vAlign w:val="center"/>
+          </w:tcPr>
+          <w:p>
+            <w:pPr>
+              <w:jc w:val="center"/>
+            </w:pPr>
+            <w:r>
+              <w:rPr>
+                <w:rFonts w:ascii="Arial" w:eastAsia="Arial" w:hAnsi="Arial" w:cs="Arial"/>
+                <w:b/>
+                <w:bCs/>
+                <w:color w:val="854D0E"/>
+                <w:sz w:val="17"/>
+                <w:szCs w:val="17"/>
+              </w:rPr>
+              <w:t>UI</w:t>
+            </w:r>
+          </w:p>
+        </w:tc>
+        <w:tc>
+          <w:tcPr>
+            <w:tcW w:w="6620" w:type="dxa"/>
+            <w:tcBorders>
+              <w:top w:val="single" w:sz="1" w:space="0" w:color="E5E7EB"/>
+              <w:left w:val="single" w:sz="1" w:space="0" w:color="E5E7EB"/>
+              <w:bottom w:val="single" w:sz="1" w:space="0" w:color="E5E7EB"/>
+              <w:right w:val="single" w:sz="1" w:space="0" w:color="E5E7EB"/>
+            </w:tcBorders>
+            <w:shd w:val="clear" w:color="auto" w:fill="FAFAFA"/>
+            <w:tcMar>
+              <w:top w:w="100" w:type="dxa"/>
+              <w:left w:w="140" w:type="dxa"/>
+              <w:bottom w:w="100" w:type="dxa"/>
+              <w:right w:w="140" w:type="dxa"/>
+            </w:tcMar>
+            <w:vAlign w:val="center"/>
+          </w:tcPr>
+          <w:p>
+            <w:r>
+              <w:rPr>
+                <w:rFonts w:ascii="Arial" w:eastAsia="Arial" w:hAnsi="Arial" w:cs="Arial"/>
+                <w:color w:val="4B5563"/>
+                <w:sz w:val="18"/>
+                <w:szCs w:val="18"/>
+              </w:rPr>
+              <w:t>Aligned to the Figma UI Components page: large buttons 44px (Bold 15, no glow; disabled = #383842 + 30% text), secondary/outline → Tertiary pill, Medium pill text Semi Bold 12; toggles 44×24 (off #383842); Done / Removed badges and 8px badge blur; sheet handle + 40px bottom padding; toast 300 wide with gradient icon and pill CTAs; nav bar height 90 with 15% divider; tab bar 95% / blur 16 / Regular 9 labels; input labels white Semi Bold 12; section headers Bold 17.</w:t>
             </w:r>
           </w:p>
         </w:tc>

--- a/docs/YCMuse_Prototype_Update_Log.docx
+++ b/docs/YCMuse_Prototype_Update_Log.docx
@@ -807,6 +807,103 @@
                 <w:szCs w:val="18"/>
               </w:rPr>
               <w:t>Aligned to the Figma UI Components page: large buttons 44px (Bold 15, no glow; disabled = #383842 + 30% text), secondary/outline → Tertiary pill, Medium pill text Semi Bold 12; toggles 44×24 (off #383842); Done / Removed badges and 8px badge blur; sheet handle + 40px bottom padding; toast 300 wide with gradient icon and pill CTAs; nav bar height 90 with 15% divider; tab bar 95% / blur 16 / Regular 9 labels; input labels white Semi Bold 12; section headers Bold 17.</w:t>
+            </w:r>
+          </w:p>
+        </w:tc>
+      </w:tr>
+      <w:tr>
+        <w:tc>
+          <w:tcPr>
+            <w:tcW w:w="2500" w:type="dxa"/>
+            <w:tcBorders>
+              <w:top w:val="single" w:sz="1" w:space="0" w:color="E5E7EB"/>
+              <w:left w:val="single" w:sz="1" w:space="0" w:color="E5E7EB"/>
+              <w:bottom w:val="single" w:sz="1" w:space="0" w:color="E5E7EB"/>
+              <w:right w:val="single" w:sz="1" w:space="0" w:color="E5E7EB"/>
+            </w:tcBorders>
+            <w:shd w:val="clear" w:color="auto" w:fill="FAFAFA"/>
+            <w:tcMar>
+              <w:top w:w="100" w:type="dxa"/>
+              <w:left w:w="140" w:type="dxa"/>
+              <w:bottom w:w="100" w:type="dxa"/>
+              <w:right w:w="140" w:type="dxa"/>
+            </w:tcMar>
+            <w:vAlign w:val="center"/>
+          </w:tcPr>
+          <w:p>
+            <w:r>
+              <w:rPr>
+                <w:rFonts w:ascii="Arial" w:eastAsia="Arial" w:hAnsi="Arial" w:cs="Arial"/>
+                <w:color w:val="1F2937"/>
+                <w:sz w:val="18"/>
+                <w:szCs w:val="18"/>
+              </w:rPr>
+              <w:t>Content Notice — Permanently Removed</w:t>
+            </w:r>
+          </w:p>
+        </w:tc>
+        <w:tc>
+          <w:tcPr>
+            <w:tcW w:w="960" w:type="dxa"/>
+            <w:tcBorders>
+              <w:top w:val="single" w:sz="1" w:space="0" w:color="E5E7EB"/>
+              <w:left w:val="single" w:sz="1" w:space="0" w:color="E5E7EB"/>
+              <w:bottom w:val="single" w:sz="1" w:space="0" w:color="E5E7EB"/>
+              <w:right w:val="single" w:sz="1" w:space="0" w:color="E5E7EB"/>
+            </w:tcBorders>
+            <w:shd w:val="clear" w:color="auto" w:fill="FEF9C3"/>
+            <w:tcMar>
+              <w:top w:w="100" w:type="dxa"/>
+              <w:left w:w="80" w:type="dxa"/>
+              <w:bottom w:w="100" w:type="dxa"/>
+              <w:right w:w="80" w:type="dxa"/>
+            </w:tcMar>
+            <w:vAlign w:val="center"/>
+          </w:tcPr>
+          <w:p>
+            <w:pPr>
+              <w:jc w:val="center"/>
+            </w:pPr>
+            <w:r>
+              <w:rPr>
+                <w:rFonts w:ascii="Arial" w:eastAsia="Arial" w:hAnsi="Arial" w:cs="Arial"/>
+                <w:b/>
+                <w:bCs/>
+                <w:color w:val="854D0E"/>
+                <w:sz w:val="17"/>
+                <w:szCs w:val="17"/>
+              </w:rPr>
+              <w:t>UI</w:t>
+            </w:r>
+          </w:p>
+        </w:tc>
+        <w:tc>
+          <w:tcPr>
+            <w:tcW w:w="6620" w:type="dxa"/>
+            <w:tcBorders>
+              <w:top w:val="single" w:sz="1" w:space="0" w:color="E5E7EB"/>
+              <w:left w:val="single" w:sz="1" w:space="0" w:color="E5E7EB"/>
+              <w:bottom w:val="single" w:sz="1" w:space="0" w:color="E5E7EB"/>
+              <w:right w:val="single" w:sz="1" w:space="0" w:color="E5E7EB"/>
+            </w:tcBorders>
+            <w:shd w:val="clear" w:color="auto" w:fill="FAFAFA"/>
+            <w:tcMar>
+              <w:top w:w="100" w:type="dxa"/>
+              <w:left w:w="140" w:type="dxa"/>
+              <w:bottom w:w="100" w:type="dxa"/>
+              <w:right w:w="140" w:type="dxa"/>
+            </w:tcMar>
+            <w:vAlign w:val="center"/>
+          </w:tcPr>
+          <w:p>
+            <w:r>
+              <w:rPr>
+                <w:rFonts w:ascii="Arial" w:eastAsia="Arial" w:hAnsi="Arial" w:cs="Arial"/>
+                <w:color w:val="4B5563"/>
+                <w:sz w:val="18"/>
+                <w:szCs w:val="18"/>
+              </w:rPr>
+              <w:t>Removed the "What This Means" bullet list and the "Learn about our content policy" / "Appeal this decision" links; the screen now ends with the removal reason and the Got It button.</w:t>
             </w:r>
           </w:p>
         </w:tc>

--- a/docs/YCMuse_Prototype_Update_Log.docx
+++ b/docs/YCMuse_Prototype_Update_Log.docx
@@ -74,7 +74,7 @@
           <w:sz w:val="18"/>
           <w:szCs w:val="18"/>
         </w:rPr>
-        <w:t>October 20, 2026</w:t>
+        <w:t>October 22, 2026</w:t>
       </w:r>
       <w:r>
         <w:rPr>
@@ -278,6 +278,244 @@
                 <w:szCs w:val="17"/>
               </w:rPr>
               <w:t>Fix</w:t>
+            </w:r>
+          </w:p>
+        </w:tc>
+      </w:tr>
+    </w:tbl>
+    <w:p>
+      <w:pPr>
+        <w:pBdr>
+          <w:bottom w:val="single" w:sz="8" w:space="4" w:color="A855F7"/>
+        </w:pBdr>
+        <w:spacing w:before="360" w:after="120"/>
+      </w:pPr>
+      <w:r>
+        <w:rPr>
+          <w:rFonts w:ascii="Arial" w:eastAsia="Arial" w:hAnsi="Arial" w:cs="Arial"/>
+          <w:color w:val="9CA3AF"/>
+          <w:sz w:val="22"/>
+          <w:szCs w:val="22"/>
+        </w:rPr>
+        <w:t>Updates — October 22, 2026</w:t>
+      </w:r>
+    </w:p>
+    <w:tbl>
+      <w:tblPr>
+        <w:tblW w:w="10080" w:type="dxa"/>
+        <w:tblBorders>
+          <w:top w:val="single" w:sz="4" w:space="0" w:color="auto"/>
+          <w:left w:val="single" w:sz="4" w:space="0" w:color="auto"/>
+          <w:bottom w:val="single" w:sz="4" w:space="0" w:color="auto"/>
+          <w:right w:val="single" w:sz="4" w:space="0" w:color="auto"/>
+          <w:insideH w:val="single" w:sz="4" w:space="0" w:color="auto"/>
+          <w:insideV w:val="single" w:sz="4" w:space="0" w:color="auto"/>
+        </w:tblBorders>
+        <w:tblCellMar>
+          <w:left w:w="10" w:type="dxa"/>
+          <w:right w:w="10" w:type="dxa"/>
+        </w:tblCellMar>
+        <w:tblLook w:val="04A0" w:firstRow="1" w:lastRow="0" w:firstColumn="1" w:lastColumn="0" w:noHBand="0" w:noVBand="1"/>
+      </w:tblPr>
+      <w:tblGrid>
+        <w:gridCol w:w="2500"/>
+        <w:gridCol w:w="960"/>
+        <w:gridCol w:w="6620"/>
+      </w:tblGrid>
+      <w:tr>
+        <w:trPr>
+          <w:tblHeader/>
+        </w:trPr>
+        <w:tc>
+          <w:tcPr>
+            <w:tcW w:w="2500" w:type="dxa"/>
+            <w:tcBorders>
+              <w:top w:val="none" w:sz="0" w:space="0" w:color="FFFFFF"/>
+              <w:left w:val="none" w:sz="0" w:space="0" w:color="FFFFFF"/>
+              <w:bottom w:val="none" w:sz="0" w:space="0" w:color="FFFFFF"/>
+              <w:right w:val="none" w:sz="0" w:space="0" w:color="FFFFFF"/>
+            </w:tcBorders>
+            <w:shd w:val="clear" w:color="auto" w:fill="1F1535"/>
+            <w:tcMar>
+              <w:top w:w="110" w:type="dxa"/>
+              <w:left w:w="140" w:type="dxa"/>
+              <w:bottom w:w="110" w:type="dxa"/>
+              <w:right w:w="140" w:type="dxa"/>
+            </w:tcMar>
+            <w:vAlign w:val="center"/>
+          </w:tcPr>
+          <w:p>
+            <w:r>
+              <w:rPr>
+                <w:rFonts w:ascii="Arial" w:eastAsia="Arial" w:hAnsi="Arial" w:cs="Arial"/>
+                <w:b/>
+                <w:bCs/>
+                <w:color w:val="FFFFFF"/>
+                <w:sz w:val="18"/>
+                <w:szCs w:val="18"/>
+              </w:rPr>
+              <w:t>Screen / Area</w:t>
+            </w:r>
+          </w:p>
+        </w:tc>
+        <w:tc>
+          <w:tcPr>
+            <w:tcW w:w="960" w:type="dxa"/>
+            <w:tcBorders>
+              <w:top w:val="none" w:sz="0" w:space="0" w:color="FFFFFF"/>
+              <w:left w:val="none" w:sz="0" w:space="0" w:color="FFFFFF"/>
+              <w:bottom w:val="none" w:sz="0" w:space="0" w:color="FFFFFF"/>
+              <w:right w:val="none" w:sz="0" w:space="0" w:color="FFFFFF"/>
+            </w:tcBorders>
+            <w:shd w:val="clear" w:color="auto" w:fill="1F1535"/>
+            <w:tcMar>
+              <w:top w:w="110" w:type="dxa"/>
+              <w:left w:w="140" w:type="dxa"/>
+              <w:bottom w:w="110" w:type="dxa"/>
+              <w:right w:w="140" w:type="dxa"/>
+            </w:tcMar>
+            <w:vAlign w:val="center"/>
+          </w:tcPr>
+          <w:p>
+            <w:r>
+              <w:rPr>
+                <w:rFonts w:ascii="Arial" w:eastAsia="Arial" w:hAnsi="Arial" w:cs="Arial"/>
+                <w:b/>
+                <w:bCs/>
+                <w:color w:val="FFFFFF"/>
+                <w:sz w:val="18"/>
+                <w:szCs w:val="18"/>
+              </w:rPr>
+              <w:t>Type</w:t>
+            </w:r>
+          </w:p>
+        </w:tc>
+        <w:tc>
+          <w:tcPr>
+            <w:tcW w:w="6620" w:type="dxa"/>
+            <w:tcBorders>
+              <w:top w:val="none" w:sz="0" w:space="0" w:color="FFFFFF"/>
+              <w:left w:val="none" w:sz="0" w:space="0" w:color="FFFFFF"/>
+              <w:bottom w:val="none" w:sz="0" w:space="0" w:color="FFFFFF"/>
+              <w:right w:val="none" w:sz="0" w:space="0" w:color="FFFFFF"/>
+            </w:tcBorders>
+            <w:shd w:val="clear" w:color="auto" w:fill="1F1535"/>
+            <w:tcMar>
+              <w:top w:w="110" w:type="dxa"/>
+              <w:left w:w="140" w:type="dxa"/>
+              <w:bottom w:w="110" w:type="dxa"/>
+              <w:right w:w="140" w:type="dxa"/>
+            </w:tcMar>
+            <w:vAlign w:val="center"/>
+          </w:tcPr>
+          <w:p>
+            <w:r>
+              <w:rPr>
+                <w:rFonts w:ascii="Arial" w:eastAsia="Arial" w:hAnsi="Arial" w:cs="Arial"/>
+                <w:b/>
+                <w:bCs/>
+                <w:color w:val="FFFFFF"/>
+                <w:sz w:val="18"/>
+                <w:szCs w:val="18"/>
+              </w:rPr>
+              <w:t>Description</w:t>
+            </w:r>
+          </w:p>
+        </w:tc>
+      </w:tr>
+      <w:tr>
+        <w:tc>
+          <w:tcPr>
+            <w:tcW w:w="2500" w:type="dxa"/>
+            <w:tcBorders>
+              <w:top w:val="single" w:sz="1" w:space="0" w:color="E5E7EB"/>
+              <w:left w:val="single" w:sz="1" w:space="0" w:color="E5E7EB"/>
+              <w:bottom w:val="single" w:sz="1" w:space="0" w:color="E5E7EB"/>
+              <w:right w:val="single" w:sz="1" w:space="0" w:color="E5E7EB"/>
+            </w:tcBorders>
+            <w:shd w:val="clear" w:color="auto" w:fill="FAFAFA"/>
+            <w:tcMar>
+              <w:top w:w="100" w:type="dxa"/>
+              <w:left w:w="140" w:type="dxa"/>
+              <w:bottom w:w="100" w:type="dxa"/>
+              <w:right w:w="140" w:type="dxa"/>
+            </w:tcMar>
+            <w:vAlign w:val="center"/>
+          </w:tcPr>
+          <w:p>
+            <w:r>
+              <w:rPr>
+                <w:rFonts w:ascii="Arial" w:eastAsia="Arial" w:hAnsi="Arial" w:cs="Arial"/>
+                <w:color w:val="1F2937"/>
+                <w:sz w:val="18"/>
+                <w:szCs w:val="18"/>
+              </w:rPr>
+              <w:t>Edit MV — Title &amp; Subtitle</w:t>
+            </w:r>
+          </w:p>
+        </w:tc>
+        <w:tc>
+          <w:tcPr>
+            <w:tcW w:w="960" w:type="dxa"/>
+            <w:tcBorders>
+              <w:top w:val="single" w:sz="1" w:space="0" w:color="E5E7EB"/>
+              <w:left w:val="single" w:sz="1" w:space="0" w:color="E5E7EB"/>
+              <w:bottom w:val="single" w:sz="1" w:space="0" w:color="E5E7EB"/>
+              <w:right w:val="single" w:sz="1" w:space="0" w:color="E5E7EB"/>
+            </w:tcBorders>
+            <w:shd w:val="clear" w:color="auto" w:fill="DBEAFE"/>
+            <w:tcMar>
+              <w:top w:w="100" w:type="dxa"/>
+              <w:left w:w="80" w:type="dxa"/>
+              <w:bottom w:w="100" w:type="dxa"/>
+              <w:right w:w="80" w:type="dxa"/>
+            </w:tcMar>
+            <w:vAlign w:val="center"/>
+          </w:tcPr>
+          <w:p>
+            <w:pPr>
+              <w:jc w:val="center"/>
+            </w:pPr>
+            <w:r>
+              <w:rPr>
+                <w:rFonts w:ascii="Arial" w:eastAsia="Arial" w:hAnsi="Arial" w:cs="Arial"/>
+                <w:b/>
+                <w:bCs/>
+                <w:color w:val="1D4ED8"/>
+                <w:sz w:val="17"/>
+                <w:szCs w:val="17"/>
+              </w:rPr>
+              <w:t>UX</w:t>
+            </w:r>
+          </w:p>
+        </w:tc>
+        <w:tc>
+          <w:tcPr>
+            <w:tcW w:w="6620" w:type="dxa"/>
+            <w:tcBorders>
+              <w:top w:val="single" w:sz="1" w:space="0" w:color="E5E7EB"/>
+              <w:left w:val="single" w:sz="1" w:space="0" w:color="E5E7EB"/>
+              <w:bottom w:val="single" w:sz="1" w:space="0" w:color="E5E7EB"/>
+              <w:right w:val="single" w:sz="1" w:space="0" w:color="E5E7EB"/>
+            </w:tcBorders>
+            <w:shd w:val="clear" w:color="auto" w:fill="FAFAFA"/>
+            <w:tcMar>
+              <w:top w:w="100" w:type="dxa"/>
+              <w:left w:w="140" w:type="dxa"/>
+              <w:bottom w:w="100" w:type="dxa"/>
+              <w:right w:w="140" w:type="dxa"/>
+            </w:tcMar>
+            <w:vAlign w:val="center"/>
+          </w:tcPr>
+          <w:p>
+            <w:r>
+              <w:rPr>
+                <w:rFonts w:ascii="Arial" w:eastAsia="Arial" w:hAnsi="Arial" w:cs="Arial"/>
+                <w:color w:val="4B5563"/>
+                <w:sz w:val="18"/>
+                <w:szCs w:val="18"/>
+              </w:rPr>
+              <w:t>Description copy changed to "Edit the text shown in your MV and style it your way."</w:t>
             </w:r>
           </w:p>
         </w:tc>

--- a/docs/YCMuse_Prototype_Update_Log.docx
+++ b/docs/YCMuse_Prototype_Update_Log.docx
@@ -516,6 +516,200 @@
                 <w:szCs w:val="18"/>
               </w:rPr>
               <w:t>Description copy changed to "Edit the text shown in your MV and style it your way."</w:t>
+            </w:r>
+          </w:p>
+        </w:tc>
+      </w:tr>
+      <w:tr>
+        <w:tc>
+          <w:tcPr>
+            <w:tcW w:w="2500" w:type="dxa"/>
+            <w:tcBorders>
+              <w:top w:val="single" w:sz="1" w:space="0" w:color="E5E7EB"/>
+              <w:left w:val="single" w:sz="1" w:space="0" w:color="E5E7EB"/>
+              <w:bottom w:val="single" w:sz="1" w:space="0" w:color="E5E7EB"/>
+              <w:right w:val="single" w:sz="1" w:space="0" w:color="E5E7EB"/>
+            </w:tcBorders>
+            <w:shd w:val="clear" w:color="auto" w:fill="FAFAFA"/>
+            <w:tcMar>
+              <w:top w:w="100" w:type="dxa"/>
+              <w:left w:w="140" w:type="dxa"/>
+              <w:bottom w:w="100" w:type="dxa"/>
+              <w:right w:w="140" w:type="dxa"/>
+            </w:tcMar>
+            <w:vAlign w:val="center"/>
+          </w:tcPr>
+          <w:p>
+            <w:r>
+              <w:rPr>
+                <w:rFonts w:ascii="Arial" w:eastAsia="Arial" w:hAnsi="Arial" w:cs="Arial"/>
+                <w:color w:val="1F2937"/>
+                <w:sz w:val="18"/>
+                <w:szCs w:val="18"/>
+              </w:rPr>
+              <w:t>MV Preview &amp; Song Player — Report Button</w:t>
+            </w:r>
+          </w:p>
+        </w:tc>
+        <w:tc>
+          <w:tcPr>
+            <w:tcW w:w="960" w:type="dxa"/>
+            <w:tcBorders>
+              <w:top w:val="single" w:sz="1" w:space="0" w:color="E5E7EB"/>
+              <w:left w:val="single" w:sz="1" w:space="0" w:color="E5E7EB"/>
+              <w:bottom w:val="single" w:sz="1" w:space="0" w:color="E5E7EB"/>
+              <w:right w:val="single" w:sz="1" w:space="0" w:color="E5E7EB"/>
+            </w:tcBorders>
+            <w:shd w:val="clear" w:color="auto" w:fill="FEF9C3"/>
+            <w:tcMar>
+              <w:top w:w="100" w:type="dxa"/>
+              <w:left w:w="80" w:type="dxa"/>
+              <w:bottom w:w="100" w:type="dxa"/>
+              <w:right w:w="80" w:type="dxa"/>
+            </w:tcMar>
+            <w:vAlign w:val="center"/>
+          </w:tcPr>
+          <w:p>
+            <w:pPr>
+              <w:jc w:val="center"/>
+            </w:pPr>
+            <w:r>
+              <w:rPr>
+                <w:rFonts w:ascii="Arial" w:eastAsia="Arial" w:hAnsi="Arial" w:cs="Arial"/>
+                <w:b/>
+                <w:bCs/>
+                <w:color w:val="854D0E"/>
+                <w:sz w:val="17"/>
+                <w:szCs w:val="17"/>
+              </w:rPr>
+              <w:t>UI</w:t>
+            </w:r>
+          </w:p>
+        </w:tc>
+        <w:tc>
+          <w:tcPr>
+            <w:tcW w:w="6620" w:type="dxa"/>
+            <w:tcBorders>
+              <w:top w:val="single" w:sz="1" w:space="0" w:color="E5E7EB"/>
+              <w:left w:val="single" w:sz="1" w:space="0" w:color="E5E7EB"/>
+              <w:bottom w:val="single" w:sz="1" w:space="0" w:color="E5E7EB"/>
+              <w:right w:val="single" w:sz="1" w:space="0" w:color="E5E7EB"/>
+            </w:tcBorders>
+            <w:shd w:val="clear" w:color="auto" w:fill="FAFAFA"/>
+            <w:tcMar>
+              <w:top w:w="100" w:type="dxa"/>
+              <w:left w:w="140" w:type="dxa"/>
+              <w:bottom w:w="100" w:type="dxa"/>
+              <w:right w:w="140" w:type="dxa"/>
+            </w:tcMar>
+            <w:vAlign w:val="center"/>
+          </w:tcPr>
+          <w:p>
+            <w:r>
+              <w:rPr>
+                <w:rFonts w:ascii="Arial" w:eastAsia="Arial" w:hAnsi="Arial" w:cs="Arial"/>
+                <w:color w:val="4B5563"/>
+                <w:sz w:val="18"/>
+                <w:szCs w:val="18"/>
+              </w:rPr>
+              <w:t>Report (flag) icon opacity restored from 40% to 100%.</w:t>
+            </w:r>
+          </w:p>
+        </w:tc>
+      </w:tr>
+      <w:tr>
+        <w:tc>
+          <w:tcPr>
+            <w:tcW w:w="2500" w:type="dxa"/>
+            <w:tcBorders>
+              <w:top w:val="single" w:sz="1" w:space="0" w:color="E5E7EB"/>
+              <w:left w:val="single" w:sz="1" w:space="0" w:color="E5E7EB"/>
+              <w:bottom w:val="single" w:sz="1" w:space="0" w:color="E5E7EB"/>
+              <w:right w:val="single" w:sz="1" w:space="0" w:color="E5E7EB"/>
+            </w:tcBorders>
+            <w:shd w:val="clear" w:color="auto" w:fill="FAFAFA"/>
+            <w:tcMar>
+              <w:top w:w="100" w:type="dxa"/>
+              <w:left w:w="140" w:type="dxa"/>
+              <w:bottom w:w="100" w:type="dxa"/>
+              <w:right w:w="140" w:type="dxa"/>
+            </w:tcMar>
+            <w:vAlign w:val="center"/>
+          </w:tcPr>
+          <w:p>
+            <w:r>
+              <w:rPr>
+                <w:rFonts w:ascii="Arial" w:eastAsia="Arial" w:hAnsi="Arial" w:cs="Arial"/>
+                <w:color w:val="1F2937"/>
+                <w:sz w:val="18"/>
+                <w:szCs w:val="18"/>
+              </w:rPr>
+              <w:t>Report Sheet — Something else</w:t>
+            </w:r>
+          </w:p>
+        </w:tc>
+        <w:tc>
+          <w:tcPr>
+            <w:tcW w:w="960" w:type="dxa"/>
+            <w:tcBorders>
+              <w:top w:val="single" w:sz="1" w:space="0" w:color="E5E7EB"/>
+              <w:left w:val="single" w:sz="1" w:space="0" w:color="E5E7EB"/>
+              <w:bottom w:val="single" w:sz="1" w:space="0" w:color="E5E7EB"/>
+              <w:right w:val="single" w:sz="1" w:space="0" w:color="E5E7EB"/>
+            </w:tcBorders>
+            <w:shd w:val="clear" w:color="auto" w:fill="EDE9FE"/>
+            <w:tcMar>
+              <w:top w:w="100" w:type="dxa"/>
+              <w:left w:w="80" w:type="dxa"/>
+              <w:bottom w:w="100" w:type="dxa"/>
+              <w:right w:w="80" w:type="dxa"/>
+            </w:tcMar>
+            <w:vAlign w:val="center"/>
+          </w:tcPr>
+          <w:p>
+            <w:pPr>
+              <w:jc w:val="center"/>
+            </w:pPr>
+            <w:r>
+              <w:rPr>
+                <w:rFonts w:ascii="Arial" w:eastAsia="Arial" w:hAnsi="Arial" w:cs="Arial"/>
+                <w:b/>
+                <w:bCs/>
+                <w:color w:val="5B21B6"/>
+                <w:sz w:val="17"/>
+                <w:szCs w:val="17"/>
+              </w:rPr>
+              <w:t>Feature</w:t>
+            </w:r>
+          </w:p>
+        </w:tc>
+        <w:tc>
+          <w:tcPr>
+            <w:tcW w:w="6620" w:type="dxa"/>
+            <w:tcBorders>
+              <w:top w:val="single" w:sz="1" w:space="0" w:color="E5E7EB"/>
+              <w:left w:val="single" w:sz="1" w:space="0" w:color="E5E7EB"/>
+              <w:bottom w:val="single" w:sz="1" w:space="0" w:color="E5E7EB"/>
+              <w:right w:val="single" w:sz="1" w:space="0" w:color="E5E7EB"/>
+            </w:tcBorders>
+            <w:shd w:val="clear" w:color="auto" w:fill="FAFAFA"/>
+            <w:tcMar>
+              <w:top w:w="100" w:type="dxa"/>
+              <w:left w:w="140" w:type="dxa"/>
+              <w:bottom w:w="100" w:type="dxa"/>
+              <w:right w:w="140" w:type="dxa"/>
+            </w:tcMar>
+            <w:vAlign w:val="center"/>
+          </w:tcPr>
+          <w:p>
+            <w:r>
+              <w:rPr>
+                <w:rFonts w:ascii="Arial" w:eastAsia="Arial" w:hAnsi="Arial" w:cs="Arial"/>
+                <w:color w:val="4B5563"/>
+                <w:sz w:val="18"/>
+                <w:szCs w:val="18"/>
+              </w:rPr>
+              <w:t>New "Something else" option (chevron row) opens a second step: back button, guidance "Share as much detail as you can. Don’t include personal or sensitive info.", a Details input (max 1000 characters, live counter, X clear button once text is entered) and Submit Report, which works directly from this step. The sheet keeps the same height as the reason list so the keyboard opens over a stable layout (Figma 5375:179009).</w:t>
             </w:r>
           </w:p>
         </w:tc>
